--- a/apps/api/src/modules/applications/templates/arf-facility-agreement.docx
+++ b/apps/api/src/modules/applications/templates/arf-facility-agreement.docx
@@ -11811,255 +11811,353 @@
     </w:p>
     <w:p>
       <w:pPr>
-        <w:spacing w:after="0" w:line="276" w:lineRule="auto"/>
-        <w:jc w:val="both"/>
-      </w:pPr>
-      <w:r>
+        <w:tabs>
+          <w:tab w:val="left" w:pos="6120"/>
+        </w:tabs>
+        <w:spacing w:after="0" w:line="276" w:lineRule="auto"/>
+        <w:ind w:left="6120" w:hanging="1080"/>
+        <w:jc w:val="left"/>
+        <w:rPr>
+          <w:rFonts w:ascii="Arial" w:hAnsi="Arial"/>
+          <w:sz w:val="20"/>
+          <w:szCs w:val="20"/>
+        </w:rPr>
+      </w:pPr>
+      <w:r>
+        <w:rPr>
+          <w:rFonts w:ascii="Arial" w:hAnsi="Arial"/>
+          <w:sz w:val="20"/>
+          <w:szCs w:val="20"/>
+        </w:rPr>
+        <w:t>Name</w:t>
+      </w:r>
+      <w:r>
+        <w:rPr>
+          <w:rFonts w:ascii="Arial" w:hAnsi="Arial"/>
+          <w:sz w:val="20"/>
+          <w:szCs w:val="20"/>
+        </w:rPr>
         <w:tab/>
       </w:r>
       <w:r>
+        <w:rPr>
+          <w:rFonts w:ascii="Arial" w:hAnsi="Arial"/>
+          <w:sz w:val="20"/>
+          <w:szCs w:val="20"/>
+        </w:rPr>
+        <w:t>:</w:t>
+      </w:r>
+      <w:r>
+        <w:rPr>
+          <w:rFonts w:ascii="Arial" w:hAnsi="Arial"/>
+          <w:sz w:val="20"/>
+          <w:szCs w:val="20"/>
+        </w:rPr>
+        <w:t xml:space="preserve"> </w:t>
+      </w:r>
+      <w:r>
+        <w:rPr>
+          <w:rFonts w:ascii="Arial" w:hAnsi="Arial"/>
+          <w:sz w:val="20"/>
+          <w:szCs w:val="20"/>
+          <w:highlight w:val="yellow"/>
+        </w:rPr>
+        <w:t>{investor_1_name}</w:t>
+      </w:r>
+    </w:p>
+    <w:p>
+      <w:pPr>
+        <w:tabs>
+          <w:tab w:val="left" w:pos="6120"/>
+        </w:tabs>
+        <w:spacing w:after="0" w:line="276" w:lineRule="auto"/>
+        <w:ind w:left="6120" w:hanging="1080"/>
+        <w:jc w:val="left"/>
+        <w:rPr>
+          <w:rFonts w:ascii="Arial" w:hAnsi="Arial"/>
+          <w:sz w:val="20"/>
+          <w:szCs w:val="20"/>
+        </w:rPr>
+      </w:pPr>
+      <w:r>
+        <w:rPr>
+          <w:rFonts w:ascii="Arial" w:hAnsi="Arial"/>
+          <w:sz w:val="20"/>
+          <w:szCs w:val="20"/>
+        </w:rPr>
+        <w:t>Designation</w:t>
+      </w:r>
+      <w:r>
+        <w:rPr>
+          <w:rFonts w:ascii="Arial" w:hAnsi="Arial"/>
+          <w:sz w:val="20"/>
+          <w:szCs w:val="20"/>
+        </w:rPr>
         <w:tab/>
       </w:r>
       <w:r>
+        <w:rPr>
+          <w:rFonts w:ascii="Arial" w:hAnsi="Arial"/>
+          <w:sz w:val="20"/>
+          <w:szCs w:val="20"/>
+        </w:rPr>
+        <w:t>:</w:t>
+      </w:r>
+      <w:r>
+        <w:rPr>
+          <w:rFonts w:ascii="Arial" w:hAnsi="Arial"/>
+          <w:sz w:val="20"/>
+          <w:szCs w:val="20"/>
+        </w:rPr>
+        <w:t xml:space="preserve"> </w:t>
+      </w:r>
+      <w:r>
+        <w:rPr>
+          <w:rFonts w:ascii="Arial" w:hAnsi="Arial"/>
+          <w:sz w:val="20"/>
+          <w:szCs w:val="20"/>
+          <w:highlight w:val="yellow"/>
+        </w:rPr>
+        <w:t>{investor_1_designation}</w:t>
+      </w:r>
+    </w:p>
+    <w:p>
+      <w:pPr>
+        <w:tabs>
+          <w:tab w:val="left" w:pos="6120"/>
+        </w:tabs>
+        <w:spacing w:after="0" w:line="276" w:lineRule="auto"/>
+        <w:ind w:left="6120" w:hanging="1080"/>
+        <w:jc w:val="left"/>
+        <w:rPr>
+          <w:rFonts w:ascii="Arial" w:hAnsi="Arial"/>
+          <w:sz w:val="20"/>
+          <w:szCs w:val="20"/>
+        </w:rPr>
+      </w:pPr>
+      <w:r>
+        <w:rPr>
+          <w:rFonts w:ascii="Arial" w:hAnsi="Arial"/>
+          <w:sz w:val="20"/>
+          <w:szCs w:val="20"/>
+        </w:rPr>
+        <w:t>Date</w:t>
+      </w:r>
+      <w:r>
+        <w:rPr>
+          <w:rFonts w:ascii="Arial" w:hAnsi="Arial"/>
+          <w:sz w:val="20"/>
+          <w:szCs w:val="20"/>
+        </w:rPr>
         <w:tab/>
       </w:r>
       <w:r>
+        <w:rPr>
+          <w:rFonts w:ascii="Arial" w:hAnsi="Arial"/>
+          <w:sz w:val="20"/>
+          <w:szCs w:val="20"/>
+        </w:rPr>
+        <w:t>:</w:t>
+      </w:r>
+    </w:p>
+    <w:p>
+      <w:pPr>
+        <w:spacing w:after="0" w:line="276" w:lineRule="auto"/>
+        <w:jc w:val="both"/>
+      </w:pPr>
+    </w:p>
+    <w:p>
+      <w:pPr>
+        <w:spacing w:after="0" w:line="276" w:lineRule="auto"/>
+        <w:jc w:val="both"/>
+      </w:pPr>
+    </w:p>
+    <w:p>
+      <w:pPr>
+        <w:spacing w:after="0" w:line="276" w:lineRule="auto"/>
+        <w:ind w:left="4320" w:firstLine="720"/>
+        <w:jc w:val="both"/>
+      </w:pPr>
+    </w:p>
+    <w:p>
+      <w:pPr>
+        <w:spacing w:after="0" w:line="276" w:lineRule="auto"/>
+        <w:ind w:left="4320" w:firstLine="720"/>
+        <w:jc w:val="both"/>
+      </w:pPr>
+    </w:p>
+    <w:p>
+      <w:pPr>
+        <w:spacing w:after="0" w:line="276" w:lineRule="auto"/>
+        <w:ind w:left="4320" w:firstLine="720"/>
+        <w:jc w:val="both"/>
+      </w:pPr>
+    </w:p>
+    <w:p>
+      <w:pPr>
+        <w:spacing w:after="0" w:line="276" w:lineRule="auto"/>
+        <w:ind w:left="4320" w:firstLine="720"/>
+        <w:jc w:val="both"/>
+      </w:pPr>
+    </w:p>
+    <w:p>
+      <w:pPr>
+        <w:spacing w:after="0" w:line="276" w:lineRule="auto"/>
+        <w:ind w:left="4320" w:firstLine="720"/>
+        <w:jc w:val="both"/>
+      </w:pPr>
+      <w:r>
+        <w:t>___________________________</w:t>
+      </w:r>
+    </w:p>
+    <w:p>
+      <w:pPr>
+        <w:tabs>
+          <w:tab w:val="left" w:pos="6120"/>
+        </w:tabs>
+        <w:spacing w:after="0" w:line="276" w:lineRule="auto"/>
+        <w:ind w:left="6120" w:hanging="1080"/>
+        <w:jc w:val="left"/>
+        <w:rPr>
+          <w:rFonts w:ascii="Arial" w:hAnsi="Arial"/>
+          <w:sz w:val="20"/>
+          <w:szCs w:val="20"/>
+        </w:rPr>
+      </w:pPr>
+      <w:r>
+        <w:rPr>
+          <w:rFonts w:ascii="Arial" w:hAnsi="Arial"/>
+          <w:sz w:val="20"/>
+          <w:szCs w:val="20"/>
+        </w:rPr>
+        <w:t>Name</w:t>
+      </w:r>
+      <w:r>
+        <w:rPr>
+          <w:rFonts w:ascii="Arial" w:hAnsi="Arial"/>
+          <w:sz w:val="20"/>
+          <w:szCs w:val="20"/>
+        </w:rPr>
         <w:tab/>
       </w:r>
       <w:r>
+        <w:rPr>
+          <w:rFonts w:ascii="Arial" w:hAnsi="Arial"/>
+          <w:sz w:val="20"/>
+          <w:szCs w:val="20"/>
+        </w:rPr>
+        <w:t>:</w:t>
+      </w:r>
+      <w:r>
+        <w:rPr>
+          <w:rFonts w:ascii="Arial" w:hAnsi="Arial"/>
+          <w:sz w:val="20"/>
+          <w:szCs w:val="20"/>
+        </w:rPr>
+        <w:t xml:space="preserve"> </w:t>
+      </w:r>
+      <w:r>
+        <w:rPr>
+          <w:rFonts w:ascii="Arial" w:hAnsi="Arial"/>
+          <w:sz w:val="20"/>
+          <w:szCs w:val="20"/>
+          <w:highlight w:val="yellow"/>
+        </w:rPr>
+        <w:t>{investor_2_name}</w:t>
+      </w:r>
+    </w:p>
+    <w:p>
+      <w:pPr>
+        <w:tabs>
+          <w:tab w:val="left" w:pos="6120"/>
+        </w:tabs>
+        <w:spacing w:after="0" w:line="276" w:lineRule="auto"/>
+        <w:ind w:left="6120" w:hanging="1080"/>
+        <w:jc w:val="left"/>
+        <w:rPr>
+          <w:rFonts w:ascii="Arial" w:hAnsi="Arial"/>
+          <w:sz w:val="20"/>
+          <w:szCs w:val="20"/>
+        </w:rPr>
+      </w:pPr>
+      <w:r>
+        <w:rPr>
+          <w:rFonts w:ascii="Arial" w:hAnsi="Arial"/>
+          <w:sz w:val="20"/>
+          <w:szCs w:val="20"/>
+        </w:rPr>
+        <w:t>Designation</w:t>
+      </w:r>
+      <w:r>
+        <w:rPr>
+          <w:rFonts w:ascii="Arial" w:hAnsi="Arial"/>
+          <w:sz w:val="20"/>
+          <w:szCs w:val="20"/>
+        </w:rPr>
         <w:tab/>
       </w:r>
       <w:r>
+        <w:rPr>
+          <w:rFonts w:ascii="Arial" w:hAnsi="Arial"/>
+          <w:sz w:val="20"/>
+          <w:szCs w:val="20"/>
+        </w:rPr>
+        <w:t>:</w:t>
+      </w:r>
+      <w:r>
+        <w:rPr>
+          <w:rFonts w:ascii="Arial" w:hAnsi="Arial"/>
+          <w:sz w:val="20"/>
+          <w:szCs w:val="20"/>
+        </w:rPr>
+        <w:t xml:space="preserve"> </w:t>
+      </w:r>
+      <w:r>
+        <w:rPr>
+          <w:rFonts w:ascii="Arial" w:hAnsi="Arial"/>
+          <w:sz w:val="20"/>
+          <w:szCs w:val="20"/>
+          <w:highlight w:val="yellow"/>
+        </w:rPr>
+        <w:t>{investor_2_designation}</w:t>
+      </w:r>
+    </w:p>
+    <w:p>
+      <w:pPr>
+        <w:tabs>
+          <w:tab w:val="left" w:pos="6120"/>
+        </w:tabs>
+        <w:spacing w:after="0" w:line="276" w:lineRule="auto"/>
+        <w:ind w:left="6120" w:hanging="1080"/>
+        <w:jc w:val="left"/>
+        <w:rPr>
+          <w:rFonts w:ascii="Arial" w:hAnsi="Arial"/>
+          <w:sz w:val="20"/>
+          <w:szCs w:val="20"/>
+        </w:rPr>
+      </w:pPr>
+      <w:r>
+        <w:rPr>
+          <w:rFonts w:ascii="Arial" w:hAnsi="Arial"/>
+          <w:sz w:val="20"/>
+          <w:szCs w:val="20"/>
+        </w:rPr>
+        <w:t>Date</w:t>
+      </w:r>
+      <w:r>
+        <w:rPr>
+          <w:rFonts w:ascii="Arial" w:hAnsi="Arial"/>
+          <w:sz w:val="20"/>
+          <w:szCs w:val="20"/>
+        </w:rPr>
         <w:tab/>
       </w:r>
       <w:r>
-        <w:tab/>
-        <w:t>Name</w:t>
-      </w:r>
-      <w:r>
-        <w:tab/>
-      </w:r>
-      <w:r>
-        <w:tab/>
-        <w:t>:</w:t>
-      </w:r>
-    </w:p>
-    <w:p>
-      <w:pPr>
-        <w:spacing w:after="0" w:line="276" w:lineRule="auto"/>
-        <w:jc w:val="both"/>
-      </w:pPr>
-      <w:r>
-        <w:tab/>
-      </w:r>
-      <w:r>
-        <w:tab/>
-      </w:r>
-      <w:r>
-        <w:tab/>
-      </w:r>
-      <w:r>
-        <w:tab/>
-      </w:r>
-      <w:r>
-        <w:tab/>
-      </w:r>
-      <w:r>
-        <w:tab/>
-      </w:r>
-      <w:r>
-        <w:tab/>
-        <w:t>Designation</w:t>
-      </w:r>
-      <w:r>
-        <w:tab/>
-        <w:t>:</w:t>
-      </w:r>
-    </w:p>
-    <w:p>
-      <w:pPr>
-        <w:spacing w:after="0" w:line="276" w:lineRule="auto"/>
-        <w:jc w:val="both"/>
-      </w:pPr>
-      <w:r>
-        <w:tab/>
-      </w:r>
-      <w:r>
-        <w:tab/>
-      </w:r>
-      <w:r>
-        <w:tab/>
-      </w:r>
-      <w:r>
-        <w:tab/>
-      </w:r>
-      <w:r>
-        <w:tab/>
-      </w:r>
-      <w:r>
-        <w:tab/>
-      </w:r>
-      <w:r>
-        <w:tab/>
-        <w:t>Date</w:t>
-      </w:r>
-      <w:r>
-        <w:tab/>
-      </w:r>
-      <w:r>
-        <w:tab/>
-        <w:t>:</w:t>
-      </w:r>
-    </w:p>
-    <w:p>
-      <w:pPr>
-        <w:spacing w:after="0" w:line="276" w:lineRule="auto"/>
-        <w:jc w:val="both"/>
-      </w:pPr>
-    </w:p>
-    <w:p>
-      <w:pPr>
-        <w:spacing w:after="0" w:line="276" w:lineRule="auto"/>
-        <w:jc w:val="both"/>
-      </w:pPr>
-    </w:p>
-    <w:p>
-      <w:pPr>
-        <w:spacing w:after="0" w:line="276" w:lineRule="auto"/>
-        <w:ind w:left="4320" w:firstLine="720"/>
-        <w:jc w:val="both"/>
-      </w:pPr>
-    </w:p>
-    <w:p>
-      <w:pPr>
-        <w:spacing w:after="0" w:line="276" w:lineRule="auto"/>
-        <w:ind w:left="4320" w:firstLine="720"/>
-        <w:jc w:val="both"/>
-      </w:pPr>
-    </w:p>
-    <w:p>
-      <w:pPr>
-        <w:spacing w:after="0" w:line="276" w:lineRule="auto"/>
-        <w:ind w:left="4320" w:firstLine="720"/>
-        <w:jc w:val="both"/>
-      </w:pPr>
-    </w:p>
-    <w:p>
-      <w:pPr>
-        <w:spacing w:after="0" w:line="276" w:lineRule="auto"/>
-        <w:ind w:left="4320" w:firstLine="720"/>
-        <w:jc w:val="both"/>
-      </w:pPr>
-    </w:p>
-    <w:p>
-      <w:pPr>
-        <w:spacing w:after="0" w:line="276" w:lineRule="auto"/>
-        <w:ind w:left="4320" w:firstLine="720"/>
-        <w:jc w:val="both"/>
-      </w:pPr>
-      <w:r>
-        <w:t>___________________________</w:t>
-      </w:r>
-    </w:p>
-    <w:p>
-      <w:pPr>
-        <w:spacing w:after="0" w:line="276" w:lineRule="auto"/>
-        <w:jc w:val="both"/>
-      </w:pPr>
-      <w:r>
-        <w:tab/>
-      </w:r>
-      <w:r>
-        <w:tab/>
-      </w:r>
-      <w:r>
-        <w:tab/>
-      </w:r>
-      <w:r>
-        <w:tab/>
-      </w:r>
-      <w:r>
-        <w:tab/>
-      </w:r>
-      <w:r>
-        <w:tab/>
-      </w:r>
-      <w:r>
-        <w:tab/>
-        <w:t>Name</w:t>
-      </w:r>
-      <w:r>
-        <w:tab/>
-      </w:r>
-      <w:r>
-        <w:tab/>
-        <w:t>:</w:t>
-      </w:r>
-    </w:p>
-    <w:p>
-      <w:pPr>
-        <w:spacing w:after="0" w:line="276" w:lineRule="auto"/>
-        <w:jc w:val="both"/>
-      </w:pPr>
-      <w:r>
-        <w:tab/>
-      </w:r>
-      <w:r>
-        <w:tab/>
-      </w:r>
-      <w:r>
-        <w:tab/>
-      </w:r>
-      <w:r>
-        <w:tab/>
-      </w:r>
-      <w:r>
-        <w:tab/>
-      </w:r>
-      <w:r>
-        <w:tab/>
-      </w:r>
-      <w:r>
-        <w:tab/>
-        <w:t>Designation</w:t>
-      </w:r>
-      <w:r>
-        <w:tab/>
-        <w:t>:</w:t>
-      </w:r>
-    </w:p>
-    <w:p>
-      <w:pPr>
-        <w:spacing w:after="0" w:line="276" w:lineRule="auto"/>
-        <w:jc w:val="both"/>
-      </w:pPr>
-      <w:r>
-        <w:tab/>
-      </w:r>
-      <w:r>
-        <w:tab/>
-      </w:r>
-      <w:r>
-        <w:tab/>
-      </w:r>
-      <w:r>
-        <w:tab/>
-      </w:r>
-      <w:r>
-        <w:tab/>
-      </w:r>
-      <w:r>
-        <w:tab/>
-      </w:r>
-      <w:r>
-        <w:tab/>
-        <w:t>Date</w:t>
-      </w:r>
-      <w:r>
-        <w:tab/>
-      </w:r>
-      <w:r>
-        <w:tab/>
+        <w:rPr>
+          <w:rFonts w:ascii="Arial" w:hAnsi="Arial"/>
+          <w:sz w:val="20"/>
+          <w:szCs w:val="20"/>
+        </w:rPr>
         <w:t>:</w:t>
       </w:r>
     </w:p>
@@ -12249,112 +12347,152 @@
     </w:p>
     <w:p>
       <w:pPr>
-        <w:spacing w:after="0" w:line="276" w:lineRule="auto"/>
-        <w:jc w:val="both"/>
-      </w:pPr>
-      <w:r>
+        <w:tabs>
+          <w:tab w:val="left" w:pos="6840"/>
+        </w:tabs>
+        <w:spacing w:after="0" w:line="276" w:lineRule="auto"/>
+        <w:ind w:left="6840" w:hanging="1080"/>
+        <w:jc w:val="left"/>
+        <w:rPr>
+          <w:rFonts w:ascii="Arial" w:hAnsi="Arial"/>
+          <w:sz w:val="20"/>
+          <w:szCs w:val="20"/>
+        </w:rPr>
+      </w:pPr>
+      <w:r>
+        <w:rPr>
+          <w:rFonts w:ascii="Arial" w:hAnsi="Arial"/>
+          <w:sz w:val="20"/>
+          <w:szCs w:val="20"/>
+        </w:rPr>
+        <w:t>Name</w:t>
+      </w:r>
+      <w:r>
+        <w:rPr>
+          <w:rFonts w:ascii="Arial" w:hAnsi="Arial"/>
+          <w:sz w:val="20"/>
+          <w:szCs w:val="20"/>
+        </w:rPr>
         <w:tab/>
       </w:r>
       <w:r>
+        <w:rPr>
+          <w:rFonts w:ascii="Arial" w:hAnsi="Arial"/>
+          <w:sz w:val="20"/>
+          <w:szCs w:val="20"/>
+        </w:rPr>
+        <w:t>:</w:t>
+      </w:r>
+      <w:r>
+        <w:rPr>
+          <w:rFonts w:ascii="Arial" w:hAnsi="Arial"/>
+          <w:sz w:val="20"/>
+          <w:szCs w:val="20"/>
+        </w:rPr>
+        <w:t xml:space="preserve"> </w:t>
+      </w:r>
+      <w:r>
+        <w:rPr>
+          <w:rFonts w:ascii="Arial" w:hAnsi="Arial"/>
+          <w:sz w:val="20"/>
+          <w:szCs w:val="20"/>
+          <w:highlight w:val="yellow"/>
+        </w:rPr>
+        <w:t>{agent_1_name}</w:t>
+      </w:r>
+    </w:p>
+    <w:p>
+      <w:pPr>
+        <w:tabs>
+          <w:tab w:val="left" w:pos="6840"/>
+        </w:tabs>
+        <w:spacing w:after="0" w:line="276" w:lineRule="auto"/>
+        <w:ind w:left="6840" w:hanging="1080"/>
+        <w:jc w:val="left"/>
+        <w:rPr>
+          <w:rFonts w:ascii="Arial" w:hAnsi="Arial"/>
+          <w:sz w:val="20"/>
+          <w:szCs w:val="20"/>
+        </w:rPr>
+      </w:pPr>
+      <w:r>
+        <w:rPr>
+          <w:rFonts w:ascii="Arial" w:hAnsi="Arial"/>
+          <w:sz w:val="20"/>
+          <w:szCs w:val="20"/>
+        </w:rPr>
+        <w:t>Designation</w:t>
+      </w:r>
+      <w:r>
+        <w:rPr>
+          <w:rFonts w:ascii="Arial" w:hAnsi="Arial"/>
+          <w:sz w:val="20"/>
+          <w:szCs w:val="20"/>
+        </w:rPr>
         <w:tab/>
       </w:r>
       <w:r>
+        <w:rPr>
+          <w:rFonts w:ascii="Arial" w:hAnsi="Arial"/>
+          <w:sz w:val="20"/>
+          <w:szCs w:val="20"/>
+        </w:rPr>
+        <w:t>:</w:t>
+      </w:r>
+      <w:r>
+        <w:rPr>
+          <w:rFonts w:ascii="Arial" w:hAnsi="Arial"/>
+          <w:sz w:val="20"/>
+          <w:szCs w:val="20"/>
+        </w:rPr>
+        <w:t xml:space="preserve"> </w:t>
+      </w:r>
+      <w:r>
+        <w:rPr>
+          <w:rFonts w:ascii="Arial" w:hAnsi="Arial"/>
+          <w:sz w:val="20"/>
+          <w:szCs w:val="20"/>
+          <w:highlight w:val="yellow"/>
+        </w:rPr>
+        <w:t>{agent_1_designation}</w:t>
+      </w:r>
+    </w:p>
+    <w:p>
+      <w:pPr>
+        <w:tabs>
+          <w:tab w:val="left" w:pos="6840"/>
+        </w:tabs>
+        <w:spacing w:after="0" w:line="276" w:lineRule="auto"/>
+        <w:ind w:left="6840" w:hanging="1080"/>
+        <w:jc w:val="left"/>
+        <w:rPr>
+          <w:rFonts w:ascii="Arial" w:hAnsi="Arial"/>
+          <w:sz w:val="20"/>
+          <w:szCs w:val="20"/>
+        </w:rPr>
+      </w:pPr>
+      <w:r>
+        <w:rPr>
+          <w:rFonts w:ascii="Arial" w:hAnsi="Arial"/>
+          <w:sz w:val="20"/>
+          <w:szCs w:val="20"/>
+        </w:rPr>
+        <w:t>Date</w:t>
+      </w:r>
+      <w:r>
+        <w:rPr>
+          <w:rFonts w:ascii="Arial" w:hAnsi="Arial"/>
+          <w:sz w:val="20"/>
+          <w:szCs w:val="20"/>
+        </w:rPr>
         <w:tab/>
       </w:r>
       <w:r>
-        <w:tab/>
-      </w:r>
-      <w:r>
-        <w:tab/>
-      </w:r>
-      <w:r>
-        <w:tab/>
-      </w:r>
-      <w:r>
-        <w:tab/>
-      </w:r>
-      <w:r>
-        <w:tab/>
-        <w:t>Name</w:t>
-      </w:r>
-      <w:r>
-        <w:tab/>
-      </w:r>
-      <w:r>
-        <w:tab/>
-        <w:t>:</w:t>
-      </w:r>
-    </w:p>
-    <w:p>
-      <w:pPr>
-        <w:spacing w:after="0" w:line="276" w:lineRule="auto"/>
-        <w:jc w:val="both"/>
-      </w:pPr>
-      <w:r>
-        <w:tab/>
-      </w:r>
-      <w:r>
-        <w:tab/>
-      </w:r>
-      <w:r>
-        <w:tab/>
-      </w:r>
-      <w:r>
-        <w:tab/>
-      </w:r>
-      <w:r>
-        <w:tab/>
-      </w:r>
-      <w:r>
-        <w:tab/>
-      </w:r>
-      <w:r>
-        <w:tab/>
-      </w:r>
-      <w:r>
-        <w:tab/>
-        <w:t>Designation</w:t>
-      </w:r>
-      <w:r>
-        <w:tab/>
-        <w:t>:</w:t>
-      </w:r>
-    </w:p>
-    <w:p>
-      <w:pPr>
-        <w:spacing w:after="0" w:line="276" w:lineRule="auto"/>
-        <w:jc w:val="both"/>
-      </w:pPr>
-      <w:r>
-        <w:tab/>
-      </w:r>
-      <w:r>
-        <w:tab/>
-      </w:r>
-      <w:r>
-        <w:tab/>
-      </w:r>
-      <w:r>
-        <w:tab/>
-      </w:r>
-      <w:r>
-        <w:tab/>
-      </w:r>
-      <w:r>
-        <w:tab/>
-      </w:r>
-      <w:r>
-        <w:tab/>
-      </w:r>
-      <w:r>
-        <w:tab/>
-        <w:t>Date</w:t>
-      </w:r>
-      <w:r>
-        <w:tab/>
-      </w:r>
-      <w:r>
-        <w:tab/>
+        <w:rPr>
+          <w:rFonts w:ascii="Arial" w:hAnsi="Arial"/>
+          <w:sz w:val="20"/>
+          <w:szCs w:val="20"/>
+        </w:rPr>
         <w:t>:</w:t>
       </w:r>
     </w:p>
@@ -12374,112 +12512,152 @@
     </w:p>
     <w:p>
       <w:pPr>
-        <w:spacing w:after="0" w:line="276" w:lineRule="auto"/>
-        <w:jc w:val="both"/>
-      </w:pPr>
-      <w:r>
+        <w:tabs>
+          <w:tab w:val="left" w:pos="6840"/>
+        </w:tabs>
+        <w:spacing w:after="0" w:line="276" w:lineRule="auto"/>
+        <w:ind w:left="6840" w:hanging="1080"/>
+        <w:jc w:val="left"/>
+        <w:rPr>
+          <w:rFonts w:ascii="Arial" w:hAnsi="Arial"/>
+          <w:sz w:val="20"/>
+          <w:szCs w:val="20"/>
+        </w:rPr>
+      </w:pPr>
+      <w:r>
+        <w:rPr>
+          <w:rFonts w:ascii="Arial" w:hAnsi="Arial"/>
+          <w:sz w:val="20"/>
+          <w:szCs w:val="20"/>
+        </w:rPr>
+        <w:t>Name</w:t>
+      </w:r>
+      <w:r>
+        <w:rPr>
+          <w:rFonts w:ascii="Arial" w:hAnsi="Arial"/>
+          <w:sz w:val="20"/>
+          <w:szCs w:val="20"/>
+        </w:rPr>
         <w:tab/>
       </w:r>
       <w:r>
+        <w:rPr>
+          <w:rFonts w:ascii="Arial" w:hAnsi="Arial"/>
+          <w:sz w:val="20"/>
+          <w:szCs w:val="20"/>
+        </w:rPr>
+        <w:t>:</w:t>
+      </w:r>
+      <w:r>
+        <w:rPr>
+          <w:rFonts w:ascii="Arial" w:hAnsi="Arial"/>
+          <w:sz w:val="20"/>
+          <w:szCs w:val="20"/>
+        </w:rPr>
+        <w:t xml:space="preserve"> </w:t>
+      </w:r>
+      <w:r>
+        <w:rPr>
+          <w:rFonts w:ascii="Arial" w:hAnsi="Arial"/>
+          <w:sz w:val="20"/>
+          <w:szCs w:val="20"/>
+          <w:highlight w:val="yellow"/>
+        </w:rPr>
+        <w:t>{agent_2_name}</w:t>
+      </w:r>
+    </w:p>
+    <w:p>
+      <w:pPr>
+        <w:tabs>
+          <w:tab w:val="left" w:pos="6840"/>
+        </w:tabs>
+        <w:spacing w:after="0" w:line="276" w:lineRule="auto"/>
+        <w:ind w:left="6840" w:hanging="1080"/>
+        <w:jc w:val="left"/>
+        <w:rPr>
+          <w:rFonts w:ascii="Arial" w:hAnsi="Arial"/>
+          <w:sz w:val="20"/>
+          <w:szCs w:val="20"/>
+        </w:rPr>
+      </w:pPr>
+      <w:r>
+        <w:rPr>
+          <w:rFonts w:ascii="Arial" w:hAnsi="Arial"/>
+          <w:sz w:val="20"/>
+          <w:szCs w:val="20"/>
+        </w:rPr>
+        <w:t>Designation</w:t>
+      </w:r>
+      <w:r>
+        <w:rPr>
+          <w:rFonts w:ascii="Arial" w:hAnsi="Arial"/>
+          <w:sz w:val="20"/>
+          <w:szCs w:val="20"/>
+        </w:rPr>
         <w:tab/>
       </w:r>
       <w:r>
+        <w:rPr>
+          <w:rFonts w:ascii="Arial" w:hAnsi="Arial"/>
+          <w:sz w:val="20"/>
+          <w:szCs w:val="20"/>
+        </w:rPr>
+        <w:t>:</w:t>
+      </w:r>
+      <w:r>
+        <w:rPr>
+          <w:rFonts w:ascii="Arial" w:hAnsi="Arial"/>
+          <w:sz w:val="20"/>
+          <w:szCs w:val="20"/>
+        </w:rPr>
+        <w:t xml:space="preserve"> </w:t>
+      </w:r>
+      <w:r>
+        <w:rPr>
+          <w:rFonts w:ascii="Arial" w:hAnsi="Arial"/>
+          <w:sz w:val="20"/>
+          <w:szCs w:val="20"/>
+          <w:highlight w:val="yellow"/>
+        </w:rPr>
+        <w:t>{agent_2_designation}</w:t>
+      </w:r>
+    </w:p>
+    <w:p>
+      <w:pPr>
+        <w:tabs>
+          <w:tab w:val="left" w:pos="6840"/>
+        </w:tabs>
+        <w:spacing w:after="0" w:line="276" w:lineRule="auto"/>
+        <w:ind w:left="6840" w:hanging="1080"/>
+        <w:jc w:val="left"/>
+        <w:rPr>
+          <w:rFonts w:ascii="Arial" w:hAnsi="Arial"/>
+          <w:sz w:val="20"/>
+          <w:szCs w:val="20"/>
+        </w:rPr>
+      </w:pPr>
+      <w:r>
+        <w:rPr>
+          <w:rFonts w:ascii="Arial" w:hAnsi="Arial"/>
+          <w:sz w:val="20"/>
+          <w:szCs w:val="20"/>
+        </w:rPr>
+        <w:t>Date</w:t>
+      </w:r>
+      <w:r>
+        <w:rPr>
+          <w:rFonts w:ascii="Arial" w:hAnsi="Arial"/>
+          <w:sz w:val="20"/>
+          <w:szCs w:val="20"/>
+        </w:rPr>
         <w:tab/>
       </w:r>
       <w:r>
-        <w:tab/>
-      </w:r>
-      <w:r>
-        <w:tab/>
-      </w:r>
-      <w:r>
-        <w:tab/>
-      </w:r>
-      <w:r>
-        <w:tab/>
-      </w:r>
-      <w:r>
-        <w:tab/>
-        <w:t>Name</w:t>
-      </w:r>
-      <w:r>
-        <w:tab/>
-      </w:r>
-      <w:r>
-        <w:tab/>
-        <w:t>:</w:t>
-      </w:r>
-    </w:p>
-    <w:p>
-      <w:pPr>
-        <w:spacing w:after="0" w:line="276" w:lineRule="auto"/>
-        <w:jc w:val="both"/>
-      </w:pPr>
-      <w:r>
-        <w:tab/>
-      </w:r>
-      <w:r>
-        <w:tab/>
-      </w:r>
-      <w:r>
-        <w:tab/>
-      </w:r>
-      <w:r>
-        <w:tab/>
-      </w:r>
-      <w:r>
-        <w:tab/>
-      </w:r>
-      <w:r>
-        <w:tab/>
-      </w:r>
-      <w:r>
-        <w:tab/>
-      </w:r>
-      <w:r>
-        <w:tab/>
-        <w:t>Designation</w:t>
-      </w:r>
-      <w:r>
-        <w:tab/>
-        <w:t>:</w:t>
-      </w:r>
-    </w:p>
-    <w:p>
-      <w:pPr>
-        <w:spacing w:after="0" w:line="276" w:lineRule="auto"/>
-        <w:jc w:val="both"/>
-      </w:pPr>
-      <w:r>
-        <w:tab/>
-      </w:r>
-      <w:r>
-        <w:tab/>
-      </w:r>
-      <w:r>
-        <w:tab/>
-      </w:r>
-      <w:r>
-        <w:tab/>
-      </w:r>
-      <w:r>
-        <w:tab/>
-      </w:r>
-      <w:r>
-        <w:tab/>
-      </w:r>
-      <w:r>
-        <w:tab/>
-      </w:r>
-      <w:r>
-        <w:tab/>
-        <w:t>Date</w:t>
-      </w:r>
-      <w:r>
-        <w:tab/>
-      </w:r>
-      <w:r>
-        <w:tab/>
+        <w:rPr>
+          <w:rFonts w:ascii="Arial" w:hAnsi="Arial"/>
+          <w:sz w:val="20"/>
+          <w:szCs w:val="20"/>
+        </w:rPr>
         <w:t>:</w:t>
       </w:r>
     </w:p>
@@ -12697,20 +12875,10 @@
           <w:p>
             <w:pPr>
               <w:spacing w:after="0" w:line="276" w:lineRule="auto"/>
-              <w:jc w:val="both"/>
-              <w:rPr>
-                <w:rFonts w:ascii="Arial" w:hAnsi="Arial"/>
-                <w:sz w:val="20"/>
-                <w:szCs w:val="20"/>
-              </w:rPr>
+              <w:jc w:val="left"/>
             </w:pPr>
             <w:r>
-              <w:rPr>
-                <w:rFonts w:ascii="Arial" w:hAnsi="Arial"/>
-                <w:sz w:val="20"/>
-                <w:szCs w:val="20"/>
-              </w:rPr>
-              <w:t>______________________________</w:t>
+              <w:t>________________________</w:t>
             </w:r>
           </w:p>
         </w:tc>
@@ -12727,20 +12895,10 @@
           <w:p>
             <w:pPr>
               <w:spacing w:after="0" w:line="276" w:lineRule="auto"/>
-              <w:jc w:val="both"/>
-              <w:rPr>
-                <w:rFonts w:ascii="Arial" w:hAnsi="Arial"/>
-                <w:sz w:val="20"/>
-                <w:szCs w:val="20"/>
-              </w:rPr>
+              <w:jc w:val="left"/>
             </w:pPr>
             <w:r>
-              <w:rPr>
-                <w:rFonts w:ascii="Arial" w:hAnsi="Arial"/>
-                <w:sz w:val="20"/>
-                <w:szCs w:val="20"/>
-              </w:rPr>
-              <w:t>______________________________</w:t>
+              <w:t>______________________</w:t>
             </w:r>
           </w:p>
         </w:tc>
@@ -12814,7 +12972,16 @@
                 <w:sz w:val="20"/>
                 <w:szCs w:val="20"/>
               </w:rPr>
-              <w:t>Name of Witness:</w:t>
+              <w:t xml:space="preserve">Name of Witness: </w:t>
+            </w:r>
+            <w:r>
+              <w:rPr>
+                <w:rFonts w:ascii="Arial" w:hAnsi="Arial"/>
+                <w:sz w:val="20"/>
+                <w:szCs w:val="20"/>
+                <w:highlight w:val="yellow"/>
+              </w:rPr>
+              <w:t>{witness_name}</w:t>
             </w:r>
           </w:p>
         </w:tc>
@@ -12888,7 +13055,16 @@
                 <w:sz w:val="20"/>
                 <w:szCs w:val="20"/>
               </w:rPr>
-              <w:t>NRIC:</w:t>
+              <w:t xml:space="preserve">NRIC: </w:t>
+            </w:r>
+            <w:r>
+              <w:rPr>
+                <w:rFonts w:ascii="Arial" w:hAnsi="Arial"/>
+                <w:sz w:val="20"/>
+                <w:szCs w:val="20"/>
+                <w:highlight w:val="yellow"/>
+              </w:rPr>
+              <w:t>{witness_nric}</w:t>
             </w:r>
           </w:p>
         </w:tc>

--- a/apps/api/src/modules/applications/templates/arf-facility-agreement.docx
+++ b/apps/api/src/modules/applications/templates/arf-facility-agreement.docx
@@ -11811,11 +11811,11 @@
     </w:p>
     <w:p>
       <w:pPr>
+        <w:spacing w:after="0" w:line="276" w:lineRule="auto"/>
         <w:tabs>
           <w:tab w:val="left" w:pos="6120"/>
         </w:tabs>
-        <w:spacing w:after="0" w:line="276" w:lineRule="auto"/>
-        <w:ind w:left="6120" w:hanging="1080"/>
+        <w:ind w:left="6230" w:hanging="1190"/>
         <w:jc w:val="left"/>
         <w:rPr>
           <w:rFonts w:ascii="Arial" w:hAnsi="Arial"/>
@@ -11867,11 +11867,11 @@
     </w:p>
     <w:p>
       <w:pPr>
+        <w:spacing w:after="0" w:line="276" w:lineRule="auto"/>
         <w:tabs>
           <w:tab w:val="left" w:pos="6120"/>
         </w:tabs>
-        <w:spacing w:after="0" w:line="276" w:lineRule="auto"/>
-        <w:ind w:left="6120" w:hanging="1080"/>
+        <w:ind w:left="6230" w:hanging="1190"/>
         <w:jc w:val="left"/>
         <w:rPr>
           <w:rFonts w:ascii="Arial" w:hAnsi="Arial"/>
@@ -11923,11 +11923,11 @@
     </w:p>
     <w:p>
       <w:pPr>
+        <w:spacing w:after="0" w:line="276" w:lineRule="auto"/>
         <w:tabs>
           <w:tab w:val="left" w:pos="6120"/>
         </w:tabs>
-        <w:spacing w:after="0" w:line="276" w:lineRule="auto"/>
-        <w:ind w:left="6120" w:hanging="1080"/>
+        <w:ind w:left="6230" w:hanging="1190"/>
         <w:jc w:val="left"/>
         <w:rPr>
           <w:rFonts w:ascii="Arial" w:hAnsi="Arial"/>
@@ -12012,11 +12012,11 @@
     </w:p>
     <w:p>
       <w:pPr>
+        <w:spacing w:after="0" w:line="276" w:lineRule="auto"/>
         <w:tabs>
           <w:tab w:val="left" w:pos="6120"/>
         </w:tabs>
-        <w:spacing w:after="0" w:line="276" w:lineRule="auto"/>
-        <w:ind w:left="6120" w:hanging="1080"/>
+        <w:ind w:left="6230" w:hanging="1190"/>
         <w:jc w:val="left"/>
         <w:rPr>
           <w:rFonts w:ascii="Arial" w:hAnsi="Arial"/>
@@ -12068,11 +12068,11 @@
     </w:p>
     <w:p>
       <w:pPr>
+        <w:spacing w:after="0" w:line="276" w:lineRule="auto"/>
         <w:tabs>
           <w:tab w:val="left" w:pos="6120"/>
         </w:tabs>
-        <w:spacing w:after="0" w:line="276" w:lineRule="auto"/>
-        <w:ind w:left="6120" w:hanging="1080"/>
+        <w:ind w:left="6230" w:hanging="1190"/>
         <w:jc w:val="left"/>
         <w:rPr>
           <w:rFonts w:ascii="Arial" w:hAnsi="Arial"/>
@@ -12124,11 +12124,11 @@
     </w:p>
     <w:p>
       <w:pPr>
+        <w:spacing w:after="0" w:line="276" w:lineRule="auto"/>
         <w:tabs>
           <w:tab w:val="left" w:pos="6120"/>
         </w:tabs>
-        <w:spacing w:after="0" w:line="276" w:lineRule="auto"/>
-        <w:ind w:left="6120" w:hanging="1080"/>
+        <w:ind w:left="6230" w:hanging="1190"/>
         <w:jc w:val="left"/>
         <w:rPr>
           <w:rFonts w:ascii="Arial" w:hAnsi="Arial"/>
@@ -12198,13 +12198,13 @@
             <w:drawing>
               <wp:anchor distT="0" distB="0" distL="114300" distR="114300" simplePos="0" relativeHeight="251658241" behindDoc="0" locked="0" layoutInCell="1" allowOverlap="1" wp14:anchorId="25EAA5D8" wp14:editId="01B21234">
                 <wp:simplePos x="0" y="0"/>
-                <wp:positionH relativeFrom="column">
-                  <wp:posOffset>3019425</wp:posOffset>
+                <wp:positionH relativeFrom="margin">
+                  <wp:posOffset>2895600</wp:posOffset>
                 </wp:positionH>
                 <wp:positionV relativeFrom="paragraph">
                   <wp:posOffset>0</wp:posOffset>
                 </wp:positionV>
-                <wp:extent cx="457200" cy="3781425"/>
+                <wp:extent cx="304800" cy="3781425"/>
                 <wp:effectExtent l="0" t="0" r="19050" b="28575"/>
                 <wp:wrapNone/>
                 <wp:docPr id="1065268132" name="Left Brace 1"/>
@@ -12216,7 +12216,7 @@
                       <wps:spPr>
                         <a:xfrm>
                           <a:off x="0" y="0"/>
-                          <a:ext cx="457200" cy="3781425"/>
+                          <a:ext cx="304800" cy="3781425"/>
                         </a:xfrm>
                         <a:prstGeom prst="leftBrace">
                           <a:avLst/>
@@ -12258,7 +12258,7 @@
           </mc:Choice>
           <mc:Fallback>
             <w:pict>
-              <v:shape w14:anchorId="72E7A736" id="Left Brace 1" o:spid="_x0000_s1026" type="#_x0000_t87" style="position:absolute;margin-left:237.75pt;margin-top:0;width:36pt;height:297.75pt;z-index:251658241;visibility:visible;mso-wrap-style:square;mso-height-percent:0;mso-wrap-distance-left:9pt;mso-wrap-distance-top:0;mso-wrap-distance-right:9pt;mso-wrap-distance-bottom:0;mso-position-horizontal:absolute;mso-position-horizontal-relative:text;mso-position-vertical:absolute;mso-position-vertical-relative:text;mso-height-percent:0;mso-height-relative:margin;v-text-anchor:middle" o:gfxdata="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" adj="218" strokecolor="black [3213]" strokeweight=".5pt">
+              <v:shape w14:anchorId="72E7A736" id="Left Brace 1" o:spid="_x0000_s1026" type="#_x0000_t87" style="position:absolute;margin-left:228pt;margin-top:0;width:24pt;height:297.75pt;z-index:251658241;visibility:visible;mso-wrap-style:square;mso-height-percent:0;mso-wrap-distance-left:9pt;mso-wrap-distance-top:0;mso-wrap-distance-right:9pt;mso-wrap-distance-bottom:0;mso-position-horizontal:absolute;mso-position-horizontal-relative:margin;mso-position-vertical:absolute;mso-position-vertical-relative:text;mso-height-percent:0;mso-height-relative:margin;v-text-anchor:middle" o:gfxdata="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" adj="218" strokecolor="black [3213]" strokeweight=".5pt">
                 <v:stroke joinstyle="miter"/>
               </v:shape>
             </w:pict>
@@ -12338,7 +12338,7 @@
     <w:p>
       <w:pPr>
         <w:spacing w:after="0" w:line="276" w:lineRule="auto"/>
-        <w:ind w:left="5040" w:firstLine="720"/>
+        <w:ind w:left="4320" w:firstLine="720"/>
         <w:jc w:val="both"/>
       </w:pPr>
       <w:r>
@@ -12347,11 +12347,11 @@
     </w:p>
     <w:p>
       <w:pPr>
+        <w:spacing w:after="0" w:line="276" w:lineRule="auto"/>
         <w:tabs>
-          <w:tab w:val="left" w:pos="6840"/>
+          <w:tab w:val="left" w:pos="6120"/>
         </w:tabs>
-        <w:spacing w:after="0" w:line="276" w:lineRule="auto"/>
-        <w:ind w:left="6840" w:hanging="1080"/>
+        <w:ind w:left="6230" w:hanging="1190"/>
         <w:jc w:val="left"/>
         <w:rPr>
           <w:rFonts w:ascii="Arial" w:hAnsi="Arial"/>
@@ -12403,11 +12403,11 @@
     </w:p>
     <w:p>
       <w:pPr>
+        <w:spacing w:after="0" w:line="276" w:lineRule="auto"/>
         <w:tabs>
-          <w:tab w:val="left" w:pos="6840"/>
+          <w:tab w:val="left" w:pos="6120"/>
         </w:tabs>
-        <w:spacing w:after="0" w:line="276" w:lineRule="auto"/>
-        <w:ind w:left="6840" w:hanging="1080"/>
+        <w:ind w:left="6230" w:hanging="1190"/>
         <w:jc w:val="left"/>
         <w:rPr>
           <w:rFonts w:ascii="Arial" w:hAnsi="Arial"/>
@@ -12459,11 +12459,11 @@
     </w:p>
     <w:p>
       <w:pPr>
+        <w:spacing w:after="0" w:line="276" w:lineRule="auto"/>
         <w:tabs>
-          <w:tab w:val="left" w:pos="6840"/>
+          <w:tab w:val="left" w:pos="6120"/>
         </w:tabs>
-        <w:spacing w:after="0" w:line="276" w:lineRule="auto"/>
-        <w:ind w:left="6840" w:hanging="1080"/>
+        <w:ind w:left="6230" w:hanging="1190"/>
         <w:jc w:val="left"/>
         <w:rPr>
           <w:rFonts w:ascii="Arial" w:hAnsi="Arial"/>
@@ -12503,7 +12503,7 @@
     <w:p>
       <w:pPr>
         <w:spacing w:after="0" w:line="276" w:lineRule="auto"/>
-        <w:ind w:left="5040" w:firstLine="720"/>
+        <w:ind w:left="4320" w:firstLine="720"/>
         <w:jc w:val="both"/>
       </w:pPr>
       <w:r>
@@ -12512,11 +12512,11 @@
     </w:p>
     <w:p>
       <w:pPr>
+        <w:spacing w:after="0" w:line="276" w:lineRule="auto"/>
         <w:tabs>
-          <w:tab w:val="left" w:pos="6840"/>
+          <w:tab w:val="left" w:pos="6120"/>
         </w:tabs>
-        <w:spacing w:after="0" w:line="276" w:lineRule="auto"/>
-        <w:ind w:left="6840" w:hanging="1080"/>
+        <w:ind w:left="6230" w:hanging="1190"/>
         <w:jc w:val="left"/>
         <w:rPr>
           <w:rFonts w:ascii="Arial" w:hAnsi="Arial"/>
@@ -12568,11 +12568,11 @@
     </w:p>
     <w:p>
       <w:pPr>
+        <w:spacing w:after="0" w:line="276" w:lineRule="auto"/>
         <w:tabs>
-          <w:tab w:val="left" w:pos="6840"/>
+          <w:tab w:val="left" w:pos="6120"/>
         </w:tabs>
-        <w:spacing w:after="0" w:line="276" w:lineRule="auto"/>
-        <w:ind w:left="6840" w:hanging="1080"/>
+        <w:ind w:left="6230" w:hanging="1190"/>
         <w:jc w:val="left"/>
         <w:rPr>
           <w:rFonts w:ascii="Arial" w:hAnsi="Arial"/>
@@ -12624,11 +12624,11 @@
     </w:p>
     <w:p>
       <w:pPr>
+        <w:spacing w:after="0" w:line="276" w:lineRule="auto"/>
         <w:tabs>
-          <w:tab w:val="left" w:pos="6840"/>
+          <w:tab w:val="left" w:pos="6120"/>
         </w:tabs>
-        <w:spacing w:after="0" w:line="276" w:lineRule="auto"/>
-        <w:ind w:left="6840" w:hanging="1080"/>
+        <w:ind w:left="6230" w:hanging="1190"/>
         <w:jc w:val="left"/>
         <w:rPr>
           <w:rFonts w:ascii="Arial" w:hAnsi="Arial"/>
@@ -12756,6 +12756,25 @@
           <w:szCs w:val="20"/>
         </w:rPr>
         <w:t>In the presence of:</w:t>
+      </w:r>
+    </w:p>
+    <w:p>
+      <w:pPr>
+        <w:spacing w:after="0" w:line="276" w:lineRule="auto"/>
+        <w:jc w:val="both"/>
+        <w:rPr>
+          <w:rFonts w:ascii="Arial" w:hAnsi="Arial"/>
+          <w:sz w:val="20"/>
+          <w:szCs w:val="20"/>
+        </w:rPr>
+      </w:pPr>
+      <w:r>
+        <w:rPr>
+          <w:rFonts w:ascii="Arial" w:hAnsi="Arial"/>
+          <w:sz w:val="20"/>
+          <w:szCs w:val="20"/>
+        </w:rPr>
+        <w:t>{#issuer_signatory_pages}</w:t>
       </w:r>
     </w:p>
     <w:p>
@@ -12823,6 +12842,17 @@
               </w:rPr>
             </w:pPr>
           </w:p>
+          <w:p>
+            <w:pPr>
+              <w:spacing w:after="0" w:line="276" w:lineRule="auto"/>
+              <w:jc w:val="both"/>
+              <w:rPr>
+                <w:rFonts w:ascii="Arial" w:hAnsi="Arial"/>
+                <w:sz w:val="20"/>
+                <w:szCs w:val="20"/>
+              </w:rPr>
+            </w:pPr>
+          </w:p>
         </w:tc>
         <w:tc>
           <w:tcPr>
@@ -12834,6 +12864,17 @@
               <w:right w:val="nil"/>
             </w:tcBorders>
           </w:tcPr>
+          <w:p>
+            <w:pPr>
+              <w:spacing w:after="0" w:line="276" w:lineRule="auto"/>
+              <w:jc w:val="both"/>
+              <w:rPr>
+                <w:rFonts w:ascii="Arial" w:hAnsi="Arial"/>
+                <w:sz w:val="20"/>
+                <w:szCs w:val="20"/>
+              </w:rPr>
+            </w:pPr>
+          </w:p>
           <w:p>
             <w:pPr>
               <w:spacing w:after="0" w:line="276" w:lineRule="auto"/>
@@ -12920,7 +12961,11 @@
           <w:p>
             <w:pPr>
               <w:spacing w:after="0" w:line="276" w:lineRule="auto"/>
-              <w:jc w:val="both"/>
+              <w:tabs>
+                <w:tab w:val="left" w:pos="1080"/>
+              </w:tabs>
+              <w:ind w:left="1190" w:hanging="1190"/>
+              <w:jc w:val="left"/>
               <w:rPr>
                 <w:rFonts w:ascii="Arial" w:hAnsi="Arial"/>
                 <w:sz w:val="20"/>
@@ -12933,7 +12978,31 @@
                 <w:sz w:val="20"/>
                 <w:szCs w:val="20"/>
               </w:rPr>
-              <w:t xml:space="preserve">Name : </w:t>
+              <w:t>Name</w:t>
+            </w:r>
+            <w:r>
+              <w:rPr>
+                <w:rFonts w:ascii="Arial" w:hAnsi="Arial"/>
+                <w:sz w:val="20"/>
+                <w:szCs w:val="20"/>
+              </w:rPr>
+              <w:tab/>
+            </w:r>
+            <w:r>
+              <w:rPr>
+                <w:rFonts w:ascii="Arial" w:hAnsi="Arial"/>
+                <w:sz w:val="20"/>
+                <w:szCs w:val="20"/>
+              </w:rPr>
+              <w:t>:</w:t>
+            </w:r>
+            <w:r>
+              <w:rPr>
+                <w:rFonts w:ascii="Arial" w:hAnsi="Arial"/>
+                <w:sz w:val="20"/>
+                <w:szCs w:val="20"/>
+              </w:rPr>
+              <w:t xml:space="preserve"> </w:t>
             </w:r>
             <w:r>
               <w:rPr>
@@ -12959,7 +13028,11 @@
           <w:p>
             <w:pPr>
               <w:spacing w:after="0" w:line="276" w:lineRule="auto"/>
-              <w:jc w:val="both"/>
+              <w:tabs>
+                <w:tab w:val="left" w:pos="1620"/>
+              </w:tabs>
+              <w:ind w:left="1730" w:hanging="1730"/>
+              <w:jc w:val="left"/>
               <w:rPr>
                 <w:rFonts w:ascii="Arial" w:hAnsi="Arial"/>
                 <w:sz w:val="20"/>
@@ -12972,7 +13045,31 @@
                 <w:sz w:val="20"/>
                 <w:szCs w:val="20"/>
               </w:rPr>
-              <w:t xml:space="preserve">Name of Witness: </w:t>
+              <w:t>Name of Witness</w:t>
+            </w:r>
+            <w:r>
+              <w:rPr>
+                <w:rFonts w:ascii="Arial" w:hAnsi="Arial"/>
+                <w:sz w:val="20"/>
+                <w:szCs w:val="20"/>
+              </w:rPr>
+              <w:tab/>
+            </w:r>
+            <w:r>
+              <w:rPr>
+                <w:rFonts w:ascii="Arial" w:hAnsi="Arial"/>
+                <w:sz w:val="20"/>
+                <w:szCs w:val="20"/>
+              </w:rPr>
+              <w:t>:</w:t>
+            </w:r>
+            <w:r>
+              <w:rPr>
+                <w:rFonts w:ascii="Arial" w:hAnsi="Arial"/>
+                <w:sz w:val="20"/>
+                <w:szCs w:val="20"/>
+              </w:rPr>
+              <w:t xml:space="preserve"> </w:t>
             </w:r>
             <w:r>
               <w:rPr>
@@ -13003,7 +13100,11 @@
           <w:p>
             <w:pPr>
               <w:spacing w:after="0" w:line="276" w:lineRule="auto"/>
-              <w:jc w:val="both"/>
+              <w:tabs>
+                <w:tab w:val="left" w:pos="1080"/>
+              </w:tabs>
+              <w:ind w:left="1190" w:hanging="1190"/>
+              <w:jc w:val="left"/>
               <w:rPr>
                 <w:rFonts w:ascii="Arial" w:hAnsi="Arial"/>
                 <w:sz w:val="20"/>
@@ -13016,7 +13117,31 @@
                 <w:sz w:val="20"/>
                 <w:szCs w:val="20"/>
               </w:rPr>
-              <w:t xml:space="preserve">Designation : </w:t>
+              <w:t>Designation</w:t>
+            </w:r>
+            <w:r>
+              <w:rPr>
+                <w:rFonts w:ascii="Arial" w:hAnsi="Arial"/>
+                <w:sz w:val="20"/>
+                <w:szCs w:val="20"/>
+              </w:rPr>
+              <w:tab/>
+            </w:r>
+            <w:r>
+              <w:rPr>
+                <w:rFonts w:ascii="Arial" w:hAnsi="Arial"/>
+                <w:sz w:val="20"/>
+                <w:szCs w:val="20"/>
+              </w:rPr>
+              <w:t>:</w:t>
+            </w:r>
+            <w:r>
+              <w:rPr>
+                <w:rFonts w:ascii="Arial" w:hAnsi="Arial"/>
+                <w:sz w:val="20"/>
+                <w:szCs w:val="20"/>
+              </w:rPr>
+              <w:t xml:space="preserve"> </w:t>
             </w:r>
             <w:r>
               <w:rPr>
@@ -13042,7 +13167,11 @@
           <w:p>
             <w:pPr>
               <w:spacing w:after="0" w:line="276" w:lineRule="auto"/>
-              <w:jc w:val="both"/>
+              <w:tabs>
+                <w:tab w:val="left" w:pos="1620"/>
+              </w:tabs>
+              <w:ind w:left="1730" w:hanging="1730"/>
+              <w:jc w:val="left"/>
               <w:rPr>
                 <w:rFonts w:ascii="Arial" w:hAnsi="Arial"/>
                 <w:sz w:val="20"/>
@@ -13055,7 +13184,31 @@
                 <w:sz w:val="20"/>
                 <w:szCs w:val="20"/>
               </w:rPr>
-              <w:t xml:space="preserve">NRIC: </w:t>
+              <w:t>NRIC</w:t>
+            </w:r>
+            <w:r>
+              <w:rPr>
+                <w:rFonts w:ascii="Arial" w:hAnsi="Arial"/>
+                <w:sz w:val="20"/>
+                <w:szCs w:val="20"/>
+              </w:rPr>
+              <w:tab/>
+            </w:r>
+            <w:r>
+              <w:rPr>
+                <w:rFonts w:ascii="Arial" w:hAnsi="Arial"/>
+                <w:sz w:val="20"/>
+                <w:szCs w:val="20"/>
+              </w:rPr>
+              <w:t>:</w:t>
+            </w:r>
+            <w:r>
+              <w:rPr>
+                <w:rFonts w:ascii="Arial" w:hAnsi="Arial"/>
+                <w:sz w:val="20"/>
+                <w:szCs w:val="20"/>
+              </w:rPr>
+              <w:t xml:space="preserve"> </w:t>
             </w:r>
             <w:r>
               <w:rPr>
@@ -13086,7 +13239,11 @@
           <w:p>
             <w:pPr>
               <w:spacing w:after="0" w:line="276" w:lineRule="auto"/>
-              <w:jc w:val="both"/>
+              <w:tabs>
+                <w:tab w:val="left" w:pos="1080"/>
+              </w:tabs>
+              <w:ind w:left="1190" w:hanging="1190"/>
+              <w:jc w:val="left"/>
               <w:rPr>
                 <w:rFonts w:ascii="Arial" w:hAnsi="Arial"/>
                 <w:sz w:val="20"/>
@@ -13099,7 +13256,23 @@
                 <w:sz w:val="20"/>
                 <w:szCs w:val="20"/>
               </w:rPr>
-              <w:t>Date :</w:t>
+              <w:t>Date</w:t>
+            </w:r>
+            <w:r>
+              <w:rPr>
+                <w:rFonts w:ascii="Arial" w:hAnsi="Arial"/>
+                <w:sz w:val="20"/>
+                <w:szCs w:val="20"/>
+              </w:rPr>
+              <w:tab/>
+            </w:r>
+            <w:r>
+              <w:rPr>
+                <w:rFonts w:ascii="Arial" w:hAnsi="Arial"/>
+                <w:sz w:val="20"/>
+                <w:szCs w:val="20"/>
+              </w:rPr>
+              <w:t>:</w:t>
             </w:r>
           </w:p>
         </w:tc>
@@ -13116,7 +13289,11 @@
           <w:p>
             <w:pPr>
               <w:spacing w:after="0" w:line="276" w:lineRule="auto"/>
-              <w:jc w:val="both"/>
+              <w:tabs>
+                <w:tab w:val="left" w:pos="1620"/>
+              </w:tabs>
+              <w:ind w:left="1730" w:hanging="1730"/>
+              <w:jc w:val="left"/>
               <w:rPr>
                 <w:rFonts w:ascii="Arial" w:hAnsi="Arial"/>
                 <w:sz w:val="20"/>
@@ -13129,7 +13306,23 @@
                 <w:sz w:val="20"/>
                 <w:szCs w:val="20"/>
               </w:rPr>
-              <w:t>Date :</w:t>
+              <w:t>Date</w:t>
+            </w:r>
+            <w:r>
+              <w:rPr>
+                <w:rFonts w:ascii="Arial" w:hAnsi="Arial"/>
+                <w:sz w:val="20"/>
+                <w:szCs w:val="20"/>
+              </w:rPr>
+              <w:tab/>
+            </w:r>
+            <w:r>
+              <w:rPr>
+                <w:rFonts w:ascii="Arial" w:hAnsi="Arial"/>
+                <w:sz w:val="20"/>
+                <w:szCs w:val="20"/>
+              </w:rPr>
+              <w:t>:</w:t>
             </w:r>
           </w:p>
         </w:tc>
@@ -13158,14 +13351,17 @@
                 <w:szCs w:val="20"/>
               </w:rPr>
             </w:pPr>
-            <w:r>
+          </w:p>
+          <w:p>
+            <w:pPr>
+              <w:spacing w:after="0" w:line="276" w:lineRule="auto"/>
+              <w:jc w:val="both"/>
               <w:rPr>
                 <w:rFonts w:ascii="Arial" w:hAnsi="Arial"/>
                 <w:sz w:val="20"/>
                 <w:szCs w:val="20"/>
               </w:rPr>
-              <w:t>Issuer's company stamp:</w:t>
-            </w:r>
+            </w:pPr>
           </w:p>
         </w:tc>
         <w:tc>
@@ -13189,6 +13385,17 @@
               </w:rPr>
             </w:pPr>
           </w:p>
+          <w:p>
+            <w:pPr>
+              <w:spacing w:after="0" w:line="276" w:lineRule="auto"/>
+              <w:jc w:val="both"/>
+              <w:rPr>
+                <w:rFonts w:ascii="Arial" w:hAnsi="Arial"/>
+                <w:sz w:val="20"/>
+                <w:szCs w:val="20"/>
+              </w:rPr>
+            </w:pPr>
+          </w:p>
         </w:tc>
       </w:tr>
     </w:tbl>
@@ -13213,15 +13420,258 @@
           <w:szCs w:val="20"/>
         </w:rPr>
       </w:pPr>
-      <w:r>
+    </w:p>
+    <w:p>
+      <w:pPr>
+        <w:spacing w:after="0" w:line="276" w:lineRule="auto"/>
+        <w:jc w:val="both"/>
         <w:rPr>
           <w:rFonts w:ascii="Arial" w:hAnsi="Arial"/>
           <w:sz w:val="20"/>
           <w:szCs w:val="20"/>
         </w:rPr>
+      </w:pPr>
+    </w:p>
+    <w:p>
+      <w:pPr>
+        <w:spacing w:after="0" w:line="276" w:lineRule="auto"/>
+        <w:jc w:val="both"/>
+        <w:rPr>
+          <w:rFonts w:ascii="Arial" w:hAnsi="Arial"/>
+          <w:sz w:val="20"/>
+          <w:szCs w:val="20"/>
+        </w:rPr>
+      </w:pPr>
+      <w:r>
+        <w:rPr>
+          <w:rFonts w:ascii="Arial" w:hAnsi="Arial"/>
+          <w:sz w:val="20"/>
+          <w:szCs w:val="20"/>
+        </w:rPr>
         <w:t>{/issuer_signatories}</w:t>
       </w:r>
     </w:p>
+    <w:p>
+      <w:pPr>
+        <w:spacing w:after="0" w:line="276" w:lineRule="auto"/>
+        <w:jc w:val="both"/>
+        <w:rPr>
+          <w:rFonts w:ascii="Arial" w:hAnsi="Arial"/>
+          <w:sz w:val="20"/>
+          <w:szCs w:val="20"/>
+        </w:rPr>
+      </w:pPr>
+      <w:r>
+        <w:rPr>
+          <w:rFonts w:ascii="Arial" w:hAnsi="Arial"/>
+          <w:sz w:val="20"/>
+          <w:szCs w:val="20"/>
+        </w:rPr>
+        <w:t>{@page_break}</w:t>
+      </w:r>
+    </w:p>
+    <w:p>
+      <w:pPr>
+        <w:spacing w:after="0" w:line="276" w:lineRule="auto"/>
+        <w:jc w:val="both"/>
+        <w:rPr>
+          <w:rFonts w:ascii="Arial" w:hAnsi="Arial"/>
+          <w:sz w:val="20"/>
+          <w:szCs w:val="20"/>
+        </w:rPr>
+      </w:pPr>
+      <w:r>
+        <w:rPr>
+          <w:rFonts w:ascii="Arial" w:hAnsi="Arial"/>
+          <w:sz w:val="20"/>
+          <w:szCs w:val="20"/>
+        </w:rPr>
+        <w:t>{/issuer_signatory_pages}</w:t>
+      </w:r>
+    </w:p>
+    <w:tbl>
+      <w:tblPr>
+        <w:tblStyle w:val="TableGrid"/>
+        <w:tblW w:w="0" w:type="auto"/>
+        <w:tblLook w:val="04A0" w:firstRow="1" w:lastRow="0" w:firstColumn="1" w:lastColumn="0" w:noHBand="0" w:noVBand="1"/>
+      </w:tblPr>
+      <w:tblGrid>
+        <w:gridCol w:w="4513"/>
+        <w:gridCol w:w="4513"/>
+      </w:tblGrid>
+      <w:tr>
+        <w:trPr>
+          <w:cantSplit/>
+        </w:trPr>
+        <w:tc>
+          <w:tcPr>
+            <w:tcW w:w="4675" w:type="dxa"/>
+            <w:tcBorders>
+              <w:top w:val="nil"/>
+              <w:left w:val="nil"/>
+              <w:bottom w:val="nil"/>
+              <w:right w:val="nil"/>
+            </w:tcBorders>
+          </w:tcPr>
+          <w:p>
+            <w:pPr>
+              <w:spacing w:after="0" w:line="276" w:lineRule="auto"/>
+              <w:jc w:val="both"/>
+              <w:rPr>
+                <w:rFonts w:ascii="Arial" w:hAnsi="Arial"/>
+                <w:sz w:val="20"/>
+                <w:szCs w:val="20"/>
+              </w:rPr>
+            </w:pPr>
+            <w:r>
+              <w:rPr>
+                <w:rFonts w:ascii="Arial" w:hAnsi="Arial"/>
+                <w:sz w:val="20"/>
+                <w:szCs w:val="20"/>
+              </w:rPr>
+              <w:t>Issuer's company stamp:</w:t>
+            </w:r>
+          </w:p>
+        </w:tc>
+        <w:tc>
+          <w:tcPr>
+            <w:tcW w:w="4675" w:type="dxa"/>
+            <w:tcBorders>
+              <w:top w:val="nil"/>
+              <w:left w:val="nil"/>
+              <w:bottom w:val="nil"/>
+              <w:right w:val="nil"/>
+            </w:tcBorders>
+          </w:tcPr>
+          <w:p>
+            <w:pPr>
+              <w:spacing w:after="0" w:line="276" w:lineRule="auto"/>
+              <w:jc w:val="both"/>
+              <w:rPr>
+                <w:rFonts w:ascii="Arial" w:hAnsi="Arial"/>
+                <w:sz w:val="20"/>
+                <w:szCs w:val="20"/>
+              </w:rPr>
+            </w:pPr>
+          </w:p>
+        </w:tc>
+      </w:tr>
+      <w:tr>
+        <w:trPr>
+          <w:cantSplit/>
+        </w:trPr>
+        <w:tc>
+          <w:tcPr>
+            <w:tcW w:w="4675" w:type="dxa"/>
+            <w:tcBorders>
+              <w:top w:val="nil"/>
+              <w:left w:val="nil"/>
+              <w:bottom w:val="nil"/>
+              <w:right w:val="nil"/>
+            </w:tcBorders>
+          </w:tcPr>
+          <w:p>
+            <w:pPr>
+              <w:spacing w:after="0" w:line="276" w:lineRule="auto"/>
+              <w:jc w:val="both"/>
+              <w:rPr>
+                <w:rFonts w:ascii="Arial" w:hAnsi="Arial"/>
+                <w:sz w:val="20"/>
+                <w:szCs w:val="20"/>
+              </w:rPr>
+            </w:pPr>
+          </w:p>
+          <w:p>
+            <w:pPr>
+              <w:spacing w:after="0" w:line="276" w:lineRule="auto"/>
+              <w:jc w:val="both"/>
+              <w:rPr>
+                <w:rFonts w:ascii="Arial" w:hAnsi="Arial"/>
+                <w:sz w:val="20"/>
+                <w:szCs w:val="20"/>
+              </w:rPr>
+            </w:pPr>
+          </w:p>
+          <w:p>
+            <w:pPr>
+              <w:spacing w:after="0" w:line="276" w:lineRule="auto"/>
+              <w:jc w:val="both"/>
+              <w:rPr>
+                <w:rFonts w:ascii="Arial" w:hAnsi="Arial"/>
+                <w:sz w:val="20"/>
+                <w:szCs w:val="20"/>
+              </w:rPr>
+            </w:pPr>
+          </w:p>
+          <w:p>
+            <w:pPr>
+              <w:spacing w:after="0" w:line="276" w:lineRule="auto"/>
+              <w:jc w:val="both"/>
+              <w:rPr>
+                <w:rFonts w:ascii="Arial" w:hAnsi="Arial"/>
+                <w:sz w:val="20"/>
+                <w:szCs w:val="20"/>
+              </w:rPr>
+            </w:pPr>
+          </w:p>
+        </w:tc>
+        <w:tc>
+          <w:tcPr>
+            <w:tcW w:w="4675" w:type="dxa"/>
+            <w:tcBorders>
+              <w:top w:val="nil"/>
+              <w:left w:val="nil"/>
+              <w:bottom w:val="nil"/>
+              <w:right w:val="nil"/>
+            </w:tcBorders>
+          </w:tcPr>
+          <w:p>
+            <w:pPr>
+              <w:spacing w:after="0" w:line="276" w:lineRule="auto"/>
+              <w:jc w:val="both"/>
+              <w:rPr>
+                <w:rFonts w:ascii="Arial" w:hAnsi="Arial"/>
+                <w:sz w:val="20"/>
+                <w:szCs w:val="20"/>
+              </w:rPr>
+            </w:pPr>
+          </w:p>
+          <w:p>
+            <w:pPr>
+              <w:spacing w:after="0" w:line="276" w:lineRule="auto"/>
+              <w:jc w:val="both"/>
+              <w:rPr>
+                <w:rFonts w:ascii="Arial" w:hAnsi="Arial"/>
+                <w:sz w:val="20"/>
+                <w:szCs w:val="20"/>
+              </w:rPr>
+            </w:pPr>
+          </w:p>
+          <w:p>
+            <w:pPr>
+              <w:spacing w:after="0" w:line="276" w:lineRule="auto"/>
+              <w:jc w:val="both"/>
+              <w:rPr>
+                <w:rFonts w:ascii="Arial" w:hAnsi="Arial"/>
+                <w:sz w:val="20"/>
+                <w:szCs w:val="20"/>
+              </w:rPr>
+            </w:pPr>
+          </w:p>
+          <w:p>
+            <w:pPr>
+              <w:spacing w:after="0" w:line="276" w:lineRule="auto"/>
+              <w:jc w:val="both"/>
+              <w:rPr>
+                <w:rFonts w:ascii="Arial" w:hAnsi="Arial"/>
+                <w:sz w:val="20"/>
+                <w:szCs w:val="20"/>
+              </w:rPr>
+            </w:pPr>
+          </w:p>
+        </w:tc>
+      </w:tr>
+    </w:tbl>
     <w:p>
       <w:pPr>
         <w:spacing w:after="0" w:line="276" w:lineRule="auto"/>

--- a/apps/api/src/modules/applications/templates/arf-facility-agreement.docx
+++ b/apps/api/src/modules/applications/templates/arf-facility-agreement.docx
@@ -14652,33 +14652,6 @@
             </w:r>
           </w:p>
           <w:p/>
-          <w:p>
-            <w:r>
-              <w:rPr>
-                <w:rFonts w:ascii="Arial" w:hAnsi="Arial"/>
-                <w:sz w:val="20"/>
-                <w:szCs w:val="20"/>
-              </w:rPr>
-              <w:t xml:space="preserve">With below Sub-Limits for each facility within the Total Approved Maximum Limit of Financing and the total Principal Amount of financing shall not exceed </w:t>
-            </w:r>
-            <w:r>
-              <w:rPr>
-                <w:rFonts w:ascii="Arial" w:hAnsi="Arial"/>
-                <w:sz w:val="20"/>
-                <w:szCs w:val="20"/>
-                <w:highlight w:val="yellow"/>
-              </w:rPr>
-              <w:t>{sub_limit_per_invoice_rm}</w:t>
-            </w:r>
-            <w:r>
-              <w:rPr>
-                <w:rFonts w:ascii="Arial" w:hAnsi="Arial"/>
-                <w:sz w:val="20"/>
-                <w:szCs w:val="20"/>
-              </w:rPr>
-              <w:t xml:space="preserve"> at any one time as per the Letter of Offer.</w:t>
-            </w:r>
-          </w:p>
           <w:p/>
         </w:tc>
       </w:tr>

--- a/apps/api/src/modules/applications/templates/arf-facility-agreement.docx
+++ b/apps/api/src/modules/applications/templates/arf-facility-agreement.docx
@@ -11811,11 +11811,11 @@
     </w:p>
     <w:p>
       <w:pPr>
+        <w:spacing w:after="0" w:line="276" w:lineRule="auto"/>
         <w:tabs>
           <w:tab w:val="left" w:pos="6120"/>
         </w:tabs>
-        <w:spacing w:after="0" w:line="276" w:lineRule="auto"/>
-        <w:ind w:left="6120" w:hanging="1080"/>
+        <w:ind w:left="6230" w:hanging="1190"/>
         <w:jc w:val="left"/>
         <w:rPr>
           <w:rFonts w:ascii="Arial" w:hAnsi="Arial"/>
@@ -11867,11 +11867,11 @@
     </w:p>
     <w:p>
       <w:pPr>
+        <w:spacing w:after="0" w:line="276" w:lineRule="auto"/>
         <w:tabs>
           <w:tab w:val="left" w:pos="6120"/>
         </w:tabs>
-        <w:spacing w:after="0" w:line="276" w:lineRule="auto"/>
-        <w:ind w:left="6120" w:hanging="1080"/>
+        <w:ind w:left="6230" w:hanging="1190"/>
         <w:jc w:val="left"/>
         <w:rPr>
           <w:rFonts w:ascii="Arial" w:hAnsi="Arial"/>
@@ -11923,11 +11923,11 @@
     </w:p>
     <w:p>
       <w:pPr>
+        <w:spacing w:after="0" w:line="276" w:lineRule="auto"/>
         <w:tabs>
           <w:tab w:val="left" w:pos="6120"/>
         </w:tabs>
-        <w:spacing w:after="0" w:line="276" w:lineRule="auto"/>
-        <w:ind w:left="6120" w:hanging="1080"/>
+        <w:ind w:left="6230" w:hanging="1190"/>
         <w:jc w:val="left"/>
         <w:rPr>
           <w:rFonts w:ascii="Arial" w:hAnsi="Arial"/>
@@ -12012,11 +12012,11 @@
     </w:p>
     <w:p>
       <w:pPr>
+        <w:spacing w:after="0" w:line="276" w:lineRule="auto"/>
         <w:tabs>
           <w:tab w:val="left" w:pos="6120"/>
         </w:tabs>
-        <w:spacing w:after="0" w:line="276" w:lineRule="auto"/>
-        <w:ind w:left="6120" w:hanging="1080"/>
+        <w:ind w:left="6230" w:hanging="1190"/>
         <w:jc w:val="left"/>
         <w:rPr>
           <w:rFonts w:ascii="Arial" w:hAnsi="Arial"/>
@@ -12068,11 +12068,11 @@
     </w:p>
     <w:p>
       <w:pPr>
+        <w:spacing w:after="0" w:line="276" w:lineRule="auto"/>
         <w:tabs>
           <w:tab w:val="left" w:pos="6120"/>
         </w:tabs>
-        <w:spacing w:after="0" w:line="276" w:lineRule="auto"/>
-        <w:ind w:left="6120" w:hanging="1080"/>
+        <w:ind w:left="6230" w:hanging="1190"/>
         <w:jc w:val="left"/>
         <w:rPr>
           <w:rFonts w:ascii="Arial" w:hAnsi="Arial"/>
@@ -12124,11 +12124,11 @@
     </w:p>
     <w:p>
       <w:pPr>
+        <w:spacing w:after="0" w:line="276" w:lineRule="auto"/>
         <w:tabs>
           <w:tab w:val="left" w:pos="6120"/>
         </w:tabs>
-        <w:spacing w:after="0" w:line="276" w:lineRule="auto"/>
-        <w:ind w:left="6120" w:hanging="1080"/>
+        <w:ind w:left="6230" w:hanging="1190"/>
         <w:jc w:val="left"/>
         <w:rPr>
           <w:rFonts w:ascii="Arial" w:hAnsi="Arial"/>
@@ -12198,13 +12198,13 @@
             <w:drawing>
               <wp:anchor distT="0" distB="0" distL="114300" distR="114300" simplePos="0" relativeHeight="251658241" behindDoc="0" locked="0" layoutInCell="1" allowOverlap="1" wp14:anchorId="25EAA5D8" wp14:editId="01B21234">
                 <wp:simplePos x="0" y="0"/>
-                <wp:positionH relativeFrom="column">
-                  <wp:posOffset>3019425</wp:posOffset>
+                <wp:positionH relativeFrom="margin">
+                  <wp:posOffset>2895600</wp:posOffset>
                 </wp:positionH>
                 <wp:positionV relativeFrom="paragraph">
                   <wp:posOffset>0</wp:posOffset>
                 </wp:positionV>
-                <wp:extent cx="457200" cy="3781425"/>
+                <wp:extent cx="304800" cy="3781425"/>
                 <wp:effectExtent l="0" t="0" r="19050" b="28575"/>
                 <wp:wrapNone/>
                 <wp:docPr id="1065268132" name="Left Brace 1"/>
@@ -12216,7 +12216,7 @@
                       <wps:spPr>
                         <a:xfrm>
                           <a:off x="0" y="0"/>
-                          <a:ext cx="457200" cy="3781425"/>
+                          <a:ext cx="304800" cy="3781425"/>
                         </a:xfrm>
                         <a:prstGeom prst="leftBrace">
                           <a:avLst/>
@@ -12258,7 +12258,7 @@
           </mc:Choice>
           <mc:Fallback>
             <w:pict>
-              <v:shape w14:anchorId="72E7A736" id="Left Brace 1" o:spid="_x0000_s1026" type="#_x0000_t87" style="position:absolute;margin-left:237.75pt;margin-top:0;width:36pt;height:297.75pt;z-index:251658241;visibility:visible;mso-wrap-style:square;mso-height-percent:0;mso-wrap-distance-left:9pt;mso-wrap-distance-top:0;mso-wrap-distance-right:9pt;mso-wrap-distance-bottom:0;mso-position-horizontal:absolute;mso-position-horizontal-relative:text;mso-position-vertical:absolute;mso-position-vertical-relative:text;mso-height-percent:0;mso-height-relative:margin;v-text-anchor:middle" o:gfxdata="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" adj="218" strokecolor="black [3213]" strokeweight=".5pt">
+              <v:shape w14:anchorId="72E7A736" id="Left Brace 1" o:spid="_x0000_s1026" type="#_x0000_t87" style="position:absolute;margin-left:228pt;margin-top:0;width:24pt;height:297.75pt;z-index:251658241;visibility:visible;mso-wrap-style:square;mso-height-percent:0;mso-wrap-distance-left:9pt;mso-wrap-distance-top:0;mso-wrap-distance-right:9pt;mso-wrap-distance-bottom:0;mso-position-horizontal:absolute;mso-position-horizontal-relative:margin;mso-position-vertical:absolute;mso-position-vertical-relative:text;mso-height-percent:0;mso-height-relative:margin;v-text-anchor:middle" o:gfxdata="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" adj="218" strokecolor="black [3213]" strokeweight=".5pt">
                 <v:stroke joinstyle="miter"/>
               </v:shape>
             </w:pict>
@@ -12338,7 +12338,7 @@
     <w:p>
       <w:pPr>
         <w:spacing w:after="0" w:line="276" w:lineRule="auto"/>
-        <w:ind w:left="5040" w:firstLine="720"/>
+        <w:ind w:left="4320" w:firstLine="720"/>
         <w:jc w:val="both"/>
       </w:pPr>
       <w:r>
@@ -12347,11 +12347,11 @@
     </w:p>
     <w:p>
       <w:pPr>
+        <w:spacing w:after="0" w:line="276" w:lineRule="auto"/>
         <w:tabs>
-          <w:tab w:val="left" w:pos="6840"/>
+          <w:tab w:val="left" w:pos="6120"/>
         </w:tabs>
-        <w:spacing w:after="0" w:line="276" w:lineRule="auto"/>
-        <w:ind w:left="6840" w:hanging="1080"/>
+        <w:ind w:left="6230" w:hanging="1190"/>
         <w:jc w:val="left"/>
         <w:rPr>
           <w:rFonts w:ascii="Arial" w:hAnsi="Arial"/>
@@ -12403,11 +12403,11 @@
     </w:p>
     <w:p>
       <w:pPr>
+        <w:spacing w:after="0" w:line="276" w:lineRule="auto"/>
         <w:tabs>
-          <w:tab w:val="left" w:pos="6840"/>
+          <w:tab w:val="left" w:pos="6120"/>
         </w:tabs>
-        <w:spacing w:after="0" w:line="276" w:lineRule="auto"/>
-        <w:ind w:left="6840" w:hanging="1080"/>
+        <w:ind w:left="6230" w:hanging="1190"/>
         <w:jc w:val="left"/>
         <w:rPr>
           <w:rFonts w:ascii="Arial" w:hAnsi="Arial"/>
@@ -12459,11 +12459,11 @@
     </w:p>
     <w:p>
       <w:pPr>
+        <w:spacing w:after="0" w:line="276" w:lineRule="auto"/>
         <w:tabs>
-          <w:tab w:val="left" w:pos="6840"/>
+          <w:tab w:val="left" w:pos="6120"/>
         </w:tabs>
-        <w:spacing w:after="0" w:line="276" w:lineRule="auto"/>
-        <w:ind w:left="6840" w:hanging="1080"/>
+        <w:ind w:left="6230" w:hanging="1190"/>
         <w:jc w:val="left"/>
         <w:rPr>
           <w:rFonts w:ascii="Arial" w:hAnsi="Arial"/>
@@ -12503,7 +12503,7 @@
     <w:p>
       <w:pPr>
         <w:spacing w:after="0" w:line="276" w:lineRule="auto"/>
-        <w:ind w:left="5040" w:firstLine="720"/>
+        <w:ind w:left="4320" w:firstLine="720"/>
         <w:jc w:val="both"/>
       </w:pPr>
       <w:r>
@@ -12512,11 +12512,11 @@
     </w:p>
     <w:p>
       <w:pPr>
+        <w:spacing w:after="0" w:line="276" w:lineRule="auto"/>
         <w:tabs>
-          <w:tab w:val="left" w:pos="6840"/>
+          <w:tab w:val="left" w:pos="6120"/>
         </w:tabs>
-        <w:spacing w:after="0" w:line="276" w:lineRule="auto"/>
-        <w:ind w:left="6840" w:hanging="1080"/>
+        <w:ind w:left="6230" w:hanging="1190"/>
         <w:jc w:val="left"/>
         <w:rPr>
           <w:rFonts w:ascii="Arial" w:hAnsi="Arial"/>
@@ -12568,11 +12568,11 @@
     </w:p>
     <w:p>
       <w:pPr>
+        <w:spacing w:after="0" w:line="276" w:lineRule="auto"/>
         <w:tabs>
-          <w:tab w:val="left" w:pos="6840"/>
+          <w:tab w:val="left" w:pos="6120"/>
         </w:tabs>
-        <w:spacing w:after="0" w:line="276" w:lineRule="auto"/>
-        <w:ind w:left="6840" w:hanging="1080"/>
+        <w:ind w:left="6230" w:hanging="1190"/>
         <w:jc w:val="left"/>
         <w:rPr>
           <w:rFonts w:ascii="Arial" w:hAnsi="Arial"/>
@@ -12624,11 +12624,11 @@
     </w:p>
     <w:p>
       <w:pPr>
+        <w:spacing w:after="0" w:line="276" w:lineRule="auto"/>
         <w:tabs>
-          <w:tab w:val="left" w:pos="6840"/>
+          <w:tab w:val="left" w:pos="6120"/>
         </w:tabs>
-        <w:spacing w:after="0" w:line="276" w:lineRule="auto"/>
-        <w:ind w:left="6840" w:hanging="1080"/>
+        <w:ind w:left="6230" w:hanging="1190"/>
         <w:jc w:val="left"/>
         <w:rPr>
           <w:rFonts w:ascii="Arial" w:hAnsi="Arial"/>
@@ -12756,6 +12756,25 @@
           <w:szCs w:val="20"/>
         </w:rPr>
         <w:t>In the presence of:</w:t>
+      </w:r>
+    </w:p>
+    <w:p>
+      <w:pPr>
+        <w:spacing w:after="0" w:line="276" w:lineRule="auto"/>
+        <w:jc w:val="both"/>
+        <w:rPr>
+          <w:rFonts w:ascii="Arial" w:hAnsi="Arial"/>
+          <w:sz w:val="20"/>
+          <w:szCs w:val="20"/>
+        </w:rPr>
+      </w:pPr>
+      <w:r>
+        <w:rPr>
+          <w:rFonts w:ascii="Arial" w:hAnsi="Arial"/>
+          <w:sz w:val="20"/>
+          <w:szCs w:val="20"/>
+        </w:rPr>
+        <w:t>{#issuer_signatory_pages}</w:t>
       </w:r>
     </w:p>
     <w:p>
@@ -12823,6 +12842,17 @@
               </w:rPr>
             </w:pPr>
           </w:p>
+          <w:p>
+            <w:pPr>
+              <w:spacing w:after="0" w:line="276" w:lineRule="auto"/>
+              <w:jc w:val="both"/>
+              <w:rPr>
+                <w:rFonts w:ascii="Arial" w:hAnsi="Arial"/>
+                <w:sz w:val="20"/>
+                <w:szCs w:val="20"/>
+              </w:rPr>
+            </w:pPr>
+          </w:p>
         </w:tc>
         <w:tc>
           <w:tcPr>
@@ -12834,6 +12864,17 @@
               <w:right w:val="nil"/>
             </w:tcBorders>
           </w:tcPr>
+          <w:p>
+            <w:pPr>
+              <w:spacing w:after="0" w:line="276" w:lineRule="auto"/>
+              <w:jc w:val="both"/>
+              <w:rPr>
+                <w:rFonts w:ascii="Arial" w:hAnsi="Arial"/>
+                <w:sz w:val="20"/>
+                <w:szCs w:val="20"/>
+              </w:rPr>
+            </w:pPr>
+          </w:p>
           <w:p>
             <w:pPr>
               <w:spacing w:after="0" w:line="276" w:lineRule="auto"/>
@@ -12920,7 +12961,11 @@
           <w:p>
             <w:pPr>
               <w:spacing w:after="0" w:line="276" w:lineRule="auto"/>
-              <w:jc w:val="both"/>
+              <w:tabs>
+                <w:tab w:val="left" w:pos="1080"/>
+              </w:tabs>
+              <w:ind w:left="1190" w:hanging="1190"/>
+              <w:jc w:val="left"/>
               <w:rPr>
                 <w:rFonts w:ascii="Arial" w:hAnsi="Arial"/>
                 <w:sz w:val="20"/>
@@ -12933,7 +12978,31 @@
                 <w:sz w:val="20"/>
                 <w:szCs w:val="20"/>
               </w:rPr>
-              <w:t xml:space="preserve">Name : </w:t>
+              <w:t>Name</w:t>
+            </w:r>
+            <w:r>
+              <w:rPr>
+                <w:rFonts w:ascii="Arial" w:hAnsi="Arial"/>
+                <w:sz w:val="20"/>
+                <w:szCs w:val="20"/>
+              </w:rPr>
+              <w:tab/>
+            </w:r>
+            <w:r>
+              <w:rPr>
+                <w:rFonts w:ascii="Arial" w:hAnsi="Arial"/>
+                <w:sz w:val="20"/>
+                <w:szCs w:val="20"/>
+              </w:rPr>
+              <w:t>:</w:t>
+            </w:r>
+            <w:r>
+              <w:rPr>
+                <w:rFonts w:ascii="Arial" w:hAnsi="Arial"/>
+                <w:sz w:val="20"/>
+                <w:szCs w:val="20"/>
+              </w:rPr>
+              <w:t xml:space="preserve"> </w:t>
             </w:r>
             <w:r>
               <w:rPr>
@@ -12959,7 +13028,11 @@
           <w:p>
             <w:pPr>
               <w:spacing w:after="0" w:line="276" w:lineRule="auto"/>
-              <w:jc w:val="both"/>
+              <w:tabs>
+                <w:tab w:val="left" w:pos="1620"/>
+              </w:tabs>
+              <w:ind w:left="1730" w:hanging="1730"/>
+              <w:jc w:val="left"/>
               <w:rPr>
                 <w:rFonts w:ascii="Arial" w:hAnsi="Arial"/>
                 <w:sz w:val="20"/>
@@ -12972,7 +13045,31 @@
                 <w:sz w:val="20"/>
                 <w:szCs w:val="20"/>
               </w:rPr>
-              <w:t xml:space="preserve">Name of Witness: </w:t>
+              <w:t>Name of Witness</w:t>
+            </w:r>
+            <w:r>
+              <w:rPr>
+                <w:rFonts w:ascii="Arial" w:hAnsi="Arial"/>
+                <w:sz w:val="20"/>
+                <w:szCs w:val="20"/>
+              </w:rPr>
+              <w:tab/>
+            </w:r>
+            <w:r>
+              <w:rPr>
+                <w:rFonts w:ascii="Arial" w:hAnsi="Arial"/>
+                <w:sz w:val="20"/>
+                <w:szCs w:val="20"/>
+              </w:rPr>
+              <w:t>:</w:t>
+            </w:r>
+            <w:r>
+              <w:rPr>
+                <w:rFonts w:ascii="Arial" w:hAnsi="Arial"/>
+                <w:sz w:val="20"/>
+                <w:szCs w:val="20"/>
+              </w:rPr>
+              <w:t xml:space="preserve"> </w:t>
             </w:r>
             <w:r>
               <w:rPr>
@@ -13003,7 +13100,11 @@
           <w:p>
             <w:pPr>
               <w:spacing w:after="0" w:line="276" w:lineRule="auto"/>
-              <w:jc w:val="both"/>
+              <w:tabs>
+                <w:tab w:val="left" w:pos="1080"/>
+              </w:tabs>
+              <w:ind w:left="1190" w:hanging="1190"/>
+              <w:jc w:val="left"/>
               <w:rPr>
                 <w:rFonts w:ascii="Arial" w:hAnsi="Arial"/>
                 <w:sz w:val="20"/>
@@ -13016,7 +13117,31 @@
                 <w:sz w:val="20"/>
                 <w:szCs w:val="20"/>
               </w:rPr>
-              <w:t xml:space="preserve">Designation : </w:t>
+              <w:t>Designation</w:t>
+            </w:r>
+            <w:r>
+              <w:rPr>
+                <w:rFonts w:ascii="Arial" w:hAnsi="Arial"/>
+                <w:sz w:val="20"/>
+                <w:szCs w:val="20"/>
+              </w:rPr>
+              <w:tab/>
+            </w:r>
+            <w:r>
+              <w:rPr>
+                <w:rFonts w:ascii="Arial" w:hAnsi="Arial"/>
+                <w:sz w:val="20"/>
+                <w:szCs w:val="20"/>
+              </w:rPr>
+              <w:t>:</w:t>
+            </w:r>
+            <w:r>
+              <w:rPr>
+                <w:rFonts w:ascii="Arial" w:hAnsi="Arial"/>
+                <w:sz w:val="20"/>
+                <w:szCs w:val="20"/>
+              </w:rPr>
+              <w:t xml:space="preserve"> </w:t>
             </w:r>
             <w:r>
               <w:rPr>
@@ -13042,7 +13167,11 @@
           <w:p>
             <w:pPr>
               <w:spacing w:after="0" w:line="276" w:lineRule="auto"/>
-              <w:jc w:val="both"/>
+              <w:tabs>
+                <w:tab w:val="left" w:pos="1620"/>
+              </w:tabs>
+              <w:ind w:left="1730" w:hanging="1730"/>
+              <w:jc w:val="left"/>
               <w:rPr>
                 <w:rFonts w:ascii="Arial" w:hAnsi="Arial"/>
                 <w:sz w:val="20"/>
@@ -13055,7 +13184,31 @@
                 <w:sz w:val="20"/>
                 <w:szCs w:val="20"/>
               </w:rPr>
-              <w:t xml:space="preserve">NRIC: </w:t>
+              <w:t>NRIC</w:t>
+            </w:r>
+            <w:r>
+              <w:rPr>
+                <w:rFonts w:ascii="Arial" w:hAnsi="Arial"/>
+                <w:sz w:val="20"/>
+                <w:szCs w:val="20"/>
+              </w:rPr>
+              <w:tab/>
+            </w:r>
+            <w:r>
+              <w:rPr>
+                <w:rFonts w:ascii="Arial" w:hAnsi="Arial"/>
+                <w:sz w:val="20"/>
+                <w:szCs w:val="20"/>
+              </w:rPr>
+              <w:t>:</w:t>
+            </w:r>
+            <w:r>
+              <w:rPr>
+                <w:rFonts w:ascii="Arial" w:hAnsi="Arial"/>
+                <w:sz w:val="20"/>
+                <w:szCs w:val="20"/>
+              </w:rPr>
+              <w:t xml:space="preserve"> </w:t>
             </w:r>
             <w:r>
               <w:rPr>
@@ -13086,7 +13239,11 @@
           <w:p>
             <w:pPr>
               <w:spacing w:after="0" w:line="276" w:lineRule="auto"/>
-              <w:jc w:val="both"/>
+              <w:tabs>
+                <w:tab w:val="left" w:pos="1080"/>
+              </w:tabs>
+              <w:ind w:left="1190" w:hanging="1190"/>
+              <w:jc w:val="left"/>
               <w:rPr>
                 <w:rFonts w:ascii="Arial" w:hAnsi="Arial"/>
                 <w:sz w:val="20"/>
@@ -13099,7 +13256,23 @@
                 <w:sz w:val="20"/>
                 <w:szCs w:val="20"/>
               </w:rPr>
-              <w:t>Date :</w:t>
+              <w:t>Date</w:t>
+            </w:r>
+            <w:r>
+              <w:rPr>
+                <w:rFonts w:ascii="Arial" w:hAnsi="Arial"/>
+                <w:sz w:val="20"/>
+                <w:szCs w:val="20"/>
+              </w:rPr>
+              <w:tab/>
+            </w:r>
+            <w:r>
+              <w:rPr>
+                <w:rFonts w:ascii="Arial" w:hAnsi="Arial"/>
+                <w:sz w:val="20"/>
+                <w:szCs w:val="20"/>
+              </w:rPr>
+              <w:t>:</w:t>
             </w:r>
           </w:p>
         </w:tc>
@@ -13116,7 +13289,11 @@
           <w:p>
             <w:pPr>
               <w:spacing w:after="0" w:line="276" w:lineRule="auto"/>
-              <w:jc w:val="both"/>
+              <w:tabs>
+                <w:tab w:val="left" w:pos="1620"/>
+              </w:tabs>
+              <w:ind w:left="1730" w:hanging="1730"/>
+              <w:jc w:val="left"/>
               <w:rPr>
                 <w:rFonts w:ascii="Arial" w:hAnsi="Arial"/>
                 <w:sz w:val="20"/>
@@ -13129,7 +13306,23 @@
                 <w:sz w:val="20"/>
                 <w:szCs w:val="20"/>
               </w:rPr>
-              <w:t>Date :</w:t>
+              <w:t>Date</w:t>
+            </w:r>
+            <w:r>
+              <w:rPr>
+                <w:rFonts w:ascii="Arial" w:hAnsi="Arial"/>
+                <w:sz w:val="20"/>
+                <w:szCs w:val="20"/>
+              </w:rPr>
+              <w:tab/>
+            </w:r>
+            <w:r>
+              <w:rPr>
+                <w:rFonts w:ascii="Arial" w:hAnsi="Arial"/>
+                <w:sz w:val="20"/>
+                <w:szCs w:val="20"/>
+              </w:rPr>
+              <w:t>:</w:t>
             </w:r>
           </w:p>
         </w:tc>
@@ -13158,14 +13351,17 @@
                 <w:szCs w:val="20"/>
               </w:rPr>
             </w:pPr>
-            <w:r>
+          </w:p>
+          <w:p>
+            <w:pPr>
+              <w:spacing w:after="0" w:line="276" w:lineRule="auto"/>
+              <w:jc w:val="both"/>
               <w:rPr>
                 <w:rFonts w:ascii="Arial" w:hAnsi="Arial"/>
                 <w:sz w:val="20"/>
                 <w:szCs w:val="20"/>
               </w:rPr>
-              <w:t>Issuer's company stamp:</w:t>
-            </w:r>
+            </w:pPr>
           </w:p>
         </w:tc>
         <w:tc>
@@ -13189,6 +13385,17 @@
               </w:rPr>
             </w:pPr>
           </w:p>
+          <w:p>
+            <w:pPr>
+              <w:spacing w:after="0" w:line="276" w:lineRule="auto"/>
+              <w:jc w:val="both"/>
+              <w:rPr>
+                <w:rFonts w:ascii="Arial" w:hAnsi="Arial"/>
+                <w:sz w:val="20"/>
+                <w:szCs w:val="20"/>
+              </w:rPr>
+            </w:pPr>
+          </w:p>
         </w:tc>
       </w:tr>
     </w:tbl>
@@ -13213,15 +13420,258 @@
           <w:szCs w:val="20"/>
         </w:rPr>
       </w:pPr>
-      <w:r>
+    </w:p>
+    <w:p>
+      <w:pPr>
+        <w:spacing w:after="0" w:line="276" w:lineRule="auto"/>
+        <w:jc w:val="both"/>
         <w:rPr>
           <w:rFonts w:ascii="Arial" w:hAnsi="Arial"/>
           <w:sz w:val="20"/>
           <w:szCs w:val="20"/>
         </w:rPr>
+      </w:pPr>
+    </w:p>
+    <w:p>
+      <w:pPr>
+        <w:spacing w:after="0" w:line="276" w:lineRule="auto"/>
+        <w:jc w:val="both"/>
+        <w:rPr>
+          <w:rFonts w:ascii="Arial" w:hAnsi="Arial"/>
+          <w:sz w:val="20"/>
+          <w:szCs w:val="20"/>
+        </w:rPr>
+      </w:pPr>
+      <w:r>
+        <w:rPr>
+          <w:rFonts w:ascii="Arial" w:hAnsi="Arial"/>
+          <w:sz w:val="20"/>
+          <w:szCs w:val="20"/>
+        </w:rPr>
         <w:t>{/issuer_signatories}</w:t>
       </w:r>
     </w:p>
+    <w:p>
+      <w:pPr>
+        <w:spacing w:after="0" w:line="276" w:lineRule="auto"/>
+        <w:jc w:val="both"/>
+        <w:rPr>
+          <w:rFonts w:ascii="Arial" w:hAnsi="Arial"/>
+          <w:sz w:val="20"/>
+          <w:szCs w:val="20"/>
+        </w:rPr>
+      </w:pPr>
+      <w:r>
+        <w:rPr>
+          <w:rFonts w:ascii="Arial" w:hAnsi="Arial"/>
+          <w:sz w:val="20"/>
+          <w:szCs w:val="20"/>
+        </w:rPr>
+        <w:t>{@page_break}</w:t>
+      </w:r>
+    </w:p>
+    <w:p>
+      <w:pPr>
+        <w:spacing w:after="0" w:line="276" w:lineRule="auto"/>
+        <w:jc w:val="both"/>
+        <w:rPr>
+          <w:rFonts w:ascii="Arial" w:hAnsi="Arial"/>
+          <w:sz w:val="20"/>
+          <w:szCs w:val="20"/>
+        </w:rPr>
+      </w:pPr>
+      <w:r>
+        <w:rPr>
+          <w:rFonts w:ascii="Arial" w:hAnsi="Arial"/>
+          <w:sz w:val="20"/>
+          <w:szCs w:val="20"/>
+        </w:rPr>
+        <w:t>{/issuer_signatory_pages}</w:t>
+      </w:r>
+    </w:p>
+    <w:tbl>
+      <w:tblPr>
+        <w:tblStyle w:val="TableGrid"/>
+        <w:tblW w:w="0" w:type="auto"/>
+        <w:tblLook w:val="04A0" w:firstRow="1" w:lastRow="0" w:firstColumn="1" w:lastColumn="0" w:noHBand="0" w:noVBand="1"/>
+      </w:tblPr>
+      <w:tblGrid>
+        <w:gridCol w:w="4513"/>
+        <w:gridCol w:w="4513"/>
+      </w:tblGrid>
+      <w:tr>
+        <w:trPr>
+          <w:cantSplit/>
+        </w:trPr>
+        <w:tc>
+          <w:tcPr>
+            <w:tcW w:w="4675" w:type="dxa"/>
+            <w:tcBorders>
+              <w:top w:val="nil"/>
+              <w:left w:val="nil"/>
+              <w:bottom w:val="nil"/>
+              <w:right w:val="nil"/>
+            </w:tcBorders>
+          </w:tcPr>
+          <w:p>
+            <w:pPr>
+              <w:spacing w:after="0" w:line="276" w:lineRule="auto"/>
+              <w:jc w:val="both"/>
+              <w:rPr>
+                <w:rFonts w:ascii="Arial" w:hAnsi="Arial"/>
+                <w:sz w:val="20"/>
+                <w:szCs w:val="20"/>
+              </w:rPr>
+            </w:pPr>
+            <w:r>
+              <w:rPr>
+                <w:rFonts w:ascii="Arial" w:hAnsi="Arial"/>
+                <w:sz w:val="20"/>
+                <w:szCs w:val="20"/>
+              </w:rPr>
+              <w:t>Issuer's company stamp:</w:t>
+            </w:r>
+          </w:p>
+        </w:tc>
+        <w:tc>
+          <w:tcPr>
+            <w:tcW w:w="4675" w:type="dxa"/>
+            <w:tcBorders>
+              <w:top w:val="nil"/>
+              <w:left w:val="nil"/>
+              <w:bottom w:val="nil"/>
+              <w:right w:val="nil"/>
+            </w:tcBorders>
+          </w:tcPr>
+          <w:p>
+            <w:pPr>
+              <w:spacing w:after="0" w:line="276" w:lineRule="auto"/>
+              <w:jc w:val="both"/>
+              <w:rPr>
+                <w:rFonts w:ascii="Arial" w:hAnsi="Arial"/>
+                <w:sz w:val="20"/>
+                <w:szCs w:val="20"/>
+              </w:rPr>
+            </w:pPr>
+          </w:p>
+        </w:tc>
+      </w:tr>
+      <w:tr>
+        <w:trPr>
+          <w:cantSplit/>
+        </w:trPr>
+        <w:tc>
+          <w:tcPr>
+            <w:tcW w:w="4675" w:type="dxa"/>
+            <w:tcBorders>
+              <w:top w:val="nil"/>
+              <w:left w:val="nil"/>
+              <w:bottom w:val="nil"/>
+              <w:right w:val="nil"/>
+            </w:tcBorders>
+          </w:tcPr>
+          <w:p>
+            <w:pPr>
+              <w:spacing w:after="0" w:line="276" w:lineRule="auto"/>
+              <w:jc w:val="both"/>
+              <w:rPr>
+                <w:rFonts w:ascii="Arial" w:hAnsi="Arial"/>
+                <w:sz w:val="20"/>
+                <w:szCs w:val="20"/>
+              </w:rPr>
+            </w:pPr>
+          </w:p>
+          <w:p>
+            <w:pPr>
+              <w:spacing w:after="0" w:line="276" w:lineRule="auto"/>
+              <w:jc w:val="both"/>
+              <w:rPr>
+                <w:rFonts w:ascii="Arial" w:hAnsi="Arial"/>
+                <w:sz w:val="20"/>
+                <w:szCs w:val="20"/>
+              </w:rPr>
+            </w:pPr>
+          </w:p>
+          <w:p>
+            <w:pPr>
+              <w:spacing w:after="0" w:line="276" w:lineRule="auto"/>
+              <w:jc w:val="both"/>
+              <w:rPr>
+                <w:rFonts w:ascii="Arial" w:hAnsi="Arial"/>
+                <w:sz w:val="20"/>
+                <w:szCs w:val="20"/>
+              </w:rPr>
+            </w:pPr>
+          </w:p>
+          <w:p>
+            <w:pPr>
+              <w:spacing w:after="0" w:line="276" w:lineRule="auto"/>
+              <w:jc w:val="both"/>
+              <w:rPr>
+                <w:rFonts w:ascii="Arial" w:hAnsi="Arial"/>
+                <w:sz w:val="20"/>
+                <w:szCs w:val="20"/>
+              </w:rPr>
+            </w:pPr>
+          </w:p>
+        </w:tc>
+        <w:tc>
+          <w:tcPr>
+            <w:tcW w:w="4675" w:type="dxa"/>
+            <w:tcBorders>
+              <w:top w:val="nil"/>
+              <w:left w:val="nil"/>
+              <w:bottom w:val="nil"/>
+              <w:right w:val="nil"/>
+            </w:tcBorders>
+          </w:tcPr>
+          <w:p>
+            <w:pPr>
+              <w:spacing w:after="0" w:line="276" w:lineRule="auto"/>
+              <w:jc w:val="both"/>
+              <w:rPr>
+                <w:rFonts w:ascii="Arial" w:hAnsi="Arial"/>
+                <w:sz w:val="20"/>
+                <w:szCs w:val="20"/>
+              </w:rPr>
+            </w:pPr>
+          </w:p>
+          <w:p>
+            <w:pPr>
+              <w:spacing w:after="0" w:line="276" w:lineRule="auto"/>
+              <w:jc w:val="both"/>
+              <w:rPr>
+                <w:rFonts w:ascii="Arial" w:hAnsi="Arial"/>
+                <w:sz w:val="20"/>
+                <w:szCs w:val="20"/>
+              </w:rPr>
+            </w:pPr>
+          </w:p>
+          <w:p>
+            <w:pPr>
+              <w:spacing w:after="0" w:line="276" w:lineRule="auto"/>
+              <w:jc w:val="both"/>
+              <w:rPr>
+                <w:rFonts w:ascii="Arial" w:hAnsi="Arial"/>
+                <w:sz w:val="20"/>
+                <w:szCs w:val="20"/>
+              </w:rPr>
+            </w:pPr>
+          </w:p>
+          <w:p>
+            <w:pPr>
+              <w:spacing w:after="0" w:line="276" w:lineRule="auto"/>
+              <w:jc w:val="both"/>
+              <w:rPr>
+                <w:rFonts w:ascii="Arial" w:hAnsi="Arial"/>
+                <w:sz w:val="20"/>
+                <w:szCs w:val="20"/>
+              </w:rPr>
+            </w:pPr>
+          </w:p>
+        </w:tc>
+      </w:tr>
+    </w:tbl>
     <w:p>
       <w:pPr>
         <w:spacing w:after="0" w:line="276" w:lineRule="auto"/>
@@ -14202,33 +14652,6 @@
             </w:r>
           </w:p>
           <w:p/>
-          <w:p>
-            <w:r>
-              <w:rPr>
-                <w:rFonts w:ascii="Arial" w:hAnsi="Arial"/>
-                <w:sz w:val="20"/>
-                <w:szCs w:val="20"/>
-              </w:rPr>
-              <w:t xml:space="preserve">With below Sub-Limits for each facility within the Total Approved Maximum Limit of Financing and the total Principal Amount of financing shall not exceed </w:t>
-            </w:r>
-            <w:r>
-              <w:rPr>
-                <w:rFonts w:ascii="Arial" w:hAnsi="Arial"/>
-                <w:sz w:val="20"/>
-                <w:szCs w:val="20"/>
-                <w:highlight w:val="yellow"/>
-              </w:rPr>
-              <w:t>{sub_limit_per_invoice_rm}</w:t>
-            </w:r>
-            <w:r>
-              <w:rPr>
-                <w:rFonts w:ascii="Arial" w:hAnsi="Arial"/>
-                <w:sz w:val="20"/>
-                <w:szCs w:val="20"/>
-              </w:rPr>
-              <w:t xml:space="preserve"> at any one time as per the Letter of Offer.</w:t>
-            </w:r>
-          </w:p>
           <w:p/>
         </w:tc>
       </w:tr>

--- a/apps/api/src/modules/applications/templates/arf-facility-agreement.docx
+++ b/apps/api/src/modules/applications/templates/arf-facility-agreement.docx
@@ -57,7 +57,6 @@
         <w:rPr>
           <w:b/>
           <w:bCs/>
-          <w:highlight w:val="yellow"/>
         </w:rPr>
         <w:t>{facility_agreement_date}</w:t>
       </w:r>
@@ -156,7 +155,6 @@
         <w:rPr>
           <w:b/>
           <w:bCs/>
-          <w:highlight w:val="yellow"/>
         </w:rPr>
         <w:t>{issuer_name}</w:t>
       </w:r>
@@ -171,7 +169,6 @@
         <w:rPr>
           <w:b/>
           <w:bCs/>
-          <w:highlight w:val="yellow"/>
         </w:rPr>
         <w:t>{issuer_registration_number}</w:t>
       </w:r>
@@ -186,7 +183,6 @@
         <w:rPr>
           <w:b/>
           <w:bCs/>
-          <w:highlight w:val="yellow"/>
         </w:rPr>
         <w:t>{issuer_address}</w:t>
       </w:r>
@@ -201,7 +197,6 @@
         <w:rPr>
           <w:b/>
           <w:bCs/>
-          <w:highlight w:val="yellow"/>
         </w:rPr>
         <w:t>{issuer_email}</w:t>
       </w:r>
@@ -618,7 +613,6 @@
           <w:rFonts w:ascii="Arial" w:hAnsi="Arial"/>
           <w:sz w:val="20"/>
           <w:szCs w:val="20"/>
-          <w:highlight w:val="yellow"/>
         </w:rPr>
         <w:t>{trustee_disclosure_email}</w:t>
       </w:r>
@@ -1743,7 +1737,6 @@
                 <w:rFonts w:ascii="Arial" w:hAnsi="Arial"/>
                 <w:sz w:val="20"/>
                 <w:szCs w:val="20"/>
-                <w:highlight w:val="yellow"/>
               </w:rPr>
               <w:t>{facility_fee_rate_percent}</w:t>
             </w:r>
@@ -11860,7 +11853,6 @@
           <w:rFonts w:ascii="Arial" w:hAnsi="Arial"/>
           <w:sz w:val="20"/>
           <w:szCs w:val="20"/>
-          <w:highlight w:val="yellow"/>
         </w:rPr>
         <w:t>{investor_1_name}</w:t>
       </w:r>
@@ -11916,7 +11908,6 @@
           <w:rFonts w:ascii="Arial" w:hAnsi="Arial"/>
           <w:sz w:val="20"/>
           <w:szCs w:val="20"/>
-          <w:highlight w:val="yellow"/>
         </w:rPr>
         <w:t>{investor_1_designation}</w:t>
       </w:r>
@@ -12061,7 +12052,6 @@
           <w:rFonts w:ascii="Arial" w:hAnsi="Arial"/>
           <w:sz w:val="20"/>
           <w:szCs w:val="20"/>
-          <w:highlight w:val="yellow"/>
         </w:rPr>
         <w:t>{investor_2_name}</w:t>
       </w:r>
@@ -12117,7 +12107,6 @@
           <w:rFonts w:ascii="Arial" w:hAnsi="Arial"/>
           <w:sz w:val="20"/>
           <w:szCs w:val="20"/>
-          <w:highlight w:val="yellow"/>
         </w:rPr>
         <w:t>{investor_2_designation}</w:t>
       </w:r>
@@ -12396,7 +12385,6 @@
           <w:rFonts w:ascii="Arial" w:hAnsi="Arial"/>
           <w:sz w:val="20"/>
           <w:szCs w:val="20"/>
-          <w:highlight w:val="yellow"/>
         </w:rPr>
         <w:t>{agent_1_name}</w:t>
       </w:r>
@@ -12452,7 +12440,6 @@
           <w:rFonts w:ascii="Arial" w:hAnsi="Arial"/>
           <w:sz w:val="20"/>
           <w:szCs w:val="20"/>
-          <w:highlight w:val="yellow"/>
         </w:rPr>
         <w:t>{agent_1_designation}</w:t>
       </w:r>
@@ -12561,7 +12548,6 @@
           <w:rFonts w:ascii="Arial" w:hAnsi="Arial"/>
           <w:sz w:val="20"/>
           <w:szCs w:val="20"/>
-          <w:highlight w:val="yellow"/>
         </w:rPr>
         <w:t>{agent_2_name}</w:t>
       </w:r>
@@ -12617,7 +12603,6 @@
           <w:rFonts w:ascii="Arial" w:hAnsi="Arial"/>
           <w:sz w:val="20"/>
           <w:szCs w:val="20"/>
-          <w:highlight w:val="yellow"/>
         </w:rPr>
         <w:t>{agent_2_designation}</w:t>
       </w:r>
@@ -12734,7 +12719,6 @@
           <w:rFonts w:ascii="Arial" w:hAnsi="Arial"/>
           <w:sz w:val="20"/>
           <w:szCs w:val="20"/>
-          <w:highlight w:val="yellow"/>
         </w:rPr>
         <w:t>{issuer_name}</w:t>
       </w:r>
@@ -13009,7 +12993,6 @@
                 <w:rFonts w:ascii="Arial" w:hAnsi="Arial"/>
                 <w:sz w:val="20"/>
                 <w:szCs w:val="20"/>
-                <w:highlight w:val="yellow"/>
               </w:rPr>
               <w:t>{name}</w:t>
             </w:r>
@@ -13076,7 +13059,6 @@
                 <w:rFonts w:ascii="Arial" w:hAnsi="Arial"/>
                 <w:sz w:val="20"/>
                 <w:szCs w:val="20"/>
-                <w:highlight w:val="yellow"/>
               </w:rPr>
               <w:t>{witness_name}</w:t>
             </w:r>
@@ -13148,7 +13130,6 @@
                 <w:rFonts w:ascii="Arial" w:hAnsi="Arial"/>
                 <w:sz w:val="20"/>
                 <w:szCs w:val="20"/>
-                <w:highlight w:val="yellow"/>
               </w:rPr>
               <w:t>{designation}</w:t>
             </w:r>
@@ -13215,7 +13196,6 @@
                 <w:rFonts w:ascii="Arial" w:hAnsi="Arial"/>
                 <w:sz w:val="20"/>
                 <w:szCs w:val="20"/>
-                <w:highlight w:val="yellow"/>
               </w:rPr>
               <w:t>{witness_nric}</w:t>
             </w:r>
@@ -13924,7 +13904,6 @@
                 <w:rFonts w:ascii="Arial" w:hAnsi="Arial"/>
                 <w:sz w:val="20"/>
                 <w:szCs w:val="20"/>
-                <w:highlight w:val="yellow"/>
               </w:rPr>
               <w:t>{issuer_name}</w:t>
             </w:r>
@@ -13941,7 +13920,6 @@
                 <w:rFonts w:ascii="Arial" w:hAnsi="Arial"/>
                 <w:sz w:val="20"/>
                 <w:szCs w:val="20"/>
-                <w:highlight w:val="yellow"/>
               </w:rPr>
               <w:t>{issuer_registration_number}</w:t>
             </w:r>
@@ -13958,7 +13936,6 @@
                 <w:rFonts w:ascii="Arial" w:hAnsi="Arial"/>
                 <w:sz w:val="20"/>
                 <w:szCs w:val="20"/>
-                <w:highlight w:val="yellow"/>
               </w:rPr>
               <w:t>{issuer_address}</w:t>
             </w:r>
@@ -14046,7 +14023,6 @@
                 <w:rFonts w:ascii="Arial" w:hAnsi="Arial"/>
                 <w:sz w:val="20"/>
                 <w:szCs w:val="20"/>
-                <w:highlight w:val="yellow"/>
               </w:rPr>
               <w:t>{line}</w:t>
             </w:r>
@@ -14150,7 +14126,6 @@
                 <w:rFonts w:ascii="Arial" w:hAnsi="Arial"/>
                 <w:sz w:val="20"/>
                 <w:szCs w:val="20"/>
-                <w:highlight w:val="yellow"/>
               </w:rPr>
               <w:t>{company_line}</w:t>
             </w:r>
@@ -14646,7 +14621,6 @@
                 <w:rFonts w:ascii="Arial" w:hAnsi="Arial"/>
                 <w:sz w:val="20"/>
                 <w:szCs w:val="20"/>
-                <w:highlight w:val="yellow"/>
               </w:rPr>
               <w:t>{financing_limit_rm}</w:t>
             </w:r>
@@ -14918,7 +14892,6 @@
                 <w:rFonts w:ascii="Arial" w:hAnsi="Arial"/>
                 <w:sz w:val="20"/>
                 <w:szCs w:val="20"/>
-                <w:highlight w:val="yellow"/>
               </w:rPr>
               <w:t>{drawdown_fee}</w:t>
             </w:r>
@@ -15051,7 +15024,6 @@
                 <w:rFonts w:ascii="Arial" w:hAnsi="Arial"/>
                 <w:sz w:val="20"/>
                 <w:szCs w:val="20"/>
-                <w:highlight w:val="yellow"/>
               </w:rPr>
               <w:t>{issuer_bank_name}</w:t>
             </w:r>
@@ -15156,7 +15128,6 @@
                 <w:rFonts w:ascii="Arial" w:hAnsi="Arial"/>
                 <w:sz w:val="20"/>
                 <w:szCs w:val="20"/>
-                <w:highlight w:val="yellow"/>
               </w:rPr>
               <w:t>{issuer_bank_account_number}</w:t>
             </w:r>
@@ -15210,7 +15181,6 @@
                 <w:rFonts w:ascii="Arial" w:hAnsi="Arial"/>
                 <w:sz w:val="20"/>
                 <w:szCs w:val="20"/>
-                <w:highlight w:val="yellow"/>
               </w:rPr>
               <w:t>{issuer_bank_account_name}</w:t>
             </w:r>
@@ -15272,7 +15242,6 @@
                 <w:rFonts w:ascii="Arial" w:hAnsi="Arial"/>
                 <w:sz w:val="20"/>
                 <w:szCs w:val="20"/>
-                <w:highlight w:val="yellow"/>
               </w:rPr>
               <w:t>{issuer_bank_swift}</w:t>
             </w:r>
@@ -17200,9 +17169,7 @@
         <w:t>[</w:t>
       </w:r>
       <w:r>
-        <w:rPr>
-          <w:highlight w:val="yellow"/>
-        </w:rPr>
+        <w:rPr/>
         <w:t>insert</w:t>
       </w:r>
       <w:r>
@@ -17218,9 +17185,7 @@
         <w:t>[</w:t>
       </w:r>
       <w:r>
-        <w:rPr>
-          <w:highlight w:val="yellow"/>
-        </w:rPr>
+        <w:rPr/>
         <w:t>insert</w:t>
       </w:r>
       <w:r>
@@ -19596,7 +19561,6 @@
         <w:rPr>
           <w:b/>
           <w:bCs/>
-          <w:highlight w:val="yellow"/>
         </w:rPr>
         <w:t>ISSUER</w:t>
       </w:r>
@@ -19611,7 +19575,6 @@
         <w:rPr>
           <w:b/>
           <w:bCs/>
-          <w:highlight w:val="yellow"/>
         </w:rPr>
         <w:t>insert</w:t>
       </w:r>
@@ -19626,9 +19589,7 @@
         <w:t>, a company incorporated under the laws of Malaysia having its principal place of business at [</w:t>
       </w:r>
       <w:r>
-        <w:rPr>
-          <w:highlight w:val="yellow"/>
-        </w:rPr>
+        <w:rPr/>
         <w:t>insert</w:t>
       </w:r>
       <w:r>
@@ -20430,7 +20391,6 @@
                 <w:rFonts w:ascii="Arial" w:hAnsi="Arial"/>
                 <w:sz w:val="20"/>
                 <w:szCs w:val="20"/>
-                <w:highlight w:val="yellow"/>
               </w:rPr>
               <w:t>{facility_agreement_date}</w:t>
             </w:r>
@@ -20483,7 +20443,6 @@
                 <w:rFonts w:ascii="Arial" w:hAnsi="Arial"/>
                 <w:sz w:val="20"/>
                 <w:szCs w:val="20"/>
-                <w:highlight w:val="yellow"/>
               </w:rPr>
               <w:t>{issuer_name}</w:t>
             </w:r>
@@ -20500,7 +20459,6 @@
                 <w:rFonts w:ascii="Arial" w:hAnsi="Arial"/>
                 <w:sz w:val="20"/>
                 <w:szCs w:val="20"/>
-                <w:highlight w:val="yellow"/>
               </w:rPr>
               <w:t>{issuer_registration_number}</w:t>
             </w:r>
@@ -20517,7 +20475,6 @@
                 <w:rFonts w:ascii="Arial" w:hAnsi="Arial"/>
                 <w:sz w:val="20"/>
                 <w:szCs w:val="20"/>
-                <w:highlight w:val="yellow"/>
               </w:rPr>
               <w:t>{issuer_address}</w:t>
             </w:r>

--- a/apps/api/src/modules/applications/templates/arf-facility-agreement.docx
+++ b/apps/api/src/modules/applications/templates/arf-facility-agreement.docx
@@ -256,7 +256,7 @@
           <w:rPr>
             <w:rStyle w:val="Hyperlink"/>
           </w:rPr>
-          <w:t>hellosuyula@shorakagroup.com</w:t>
+          <w:t>admin@cashsouk.com</w:t>
         </w:r>
       </w:hyperlink>
       <w:r>

--- a/apps/api/src/modules/applications/templates/arf-facility-agreement.docx
+++ b/apps/api/src/modules/applications/templates/arf-facility-agreement.docx
@@ -16313,14 +16313,6 @@
     </w:p>
     <w:p>
       <w:pPr>
-        <w:pStyle w:val="ListParagraph"/>
-        <w:rPr>
-          <w:del w:id="0" w:author="Juan Johari (ATS)" w:date="2026-08-19T00:00:00Z"/>
-        </w:rPr>
-      </w:pPr>
-    </w:p>
-    <w:p>
-      <w:pPr>
         <w:spacing w:after="0" w:line="276" w:lineRule="auto"/>
         <w:jc w:val="both"/>
       </w:pPr>
@@ -16422,15 +16414,10 @@
       <w:pPr>
         <w:spacing w:after="0" w:line="276" w:lineRule="auto"/>
         <w:jc w:val="both"/>
-        <w:rPr>
-          <w:ins w:id="1" w:author="Juan Johari (ATS)" w:date="2026-08-19T00:00:00Z"/>
-        </w:rPr>
-      </w:pPr>
-      <w:ins w:id="2" w:author="Juan Johari (ATS)" w:date="2026-08-19T00:00:00Z">
-        <w:r>
-          <w:t xml:space="preserve"> </w:t>
-        </w:r>
-      </w:ins>
+      </w:pPr>
+      <w:r>
+        <w:t xml:space="preserve"> </w:t>
+      </w:r>
     </w:p>
     <w:p>
       <w:pPr>
@@ -16815,7 +16802,6 @@
         <w:spacing w:after="0" w:line="276" w:lineRule="auto"/>
         <w:jc w:val="both"/>
         <w:rPr>
-          <w:ins w:id="3" w:author="Juan Johari (ATS)" w:date="2026-08-19T00:00:00Z"/>
           <w:i/>
         </w:rPr>
       </w:pPr>
@@ -17367,9 +17353,6 @@
       <w:pPr>
         <w:spacing w:after="0" w:line="276" w:lineRule="auto"/>
         <w:jc w:val="both"/>
-        <w:rPr>
-          <w:ins w:id="4" w:author="Juan Johari (ATS)" w:date="2026-08-19T00:00:00Z"/>
-        </w:rPr>
       </w:pPr>
     </w:p>
     <w:p>
@@ -18400,9 +18383,6 @@
       <w:pPr>
         <w:spacing w:after="0" w:line="276" w:lineRule="auto"/>
         <w:jc w:val="both"/>
-        <w:rPr>
-          <w:ins w:id="5" w:author="Juan Johari (ATS)" w:date="2026-08-19T00:00:00Z"/>
-        </w:rPr>
       </w:pPr>
     </w:p>
     <w:p>
@@ -19442,9 +19422,6 @@
       <w:pPr>
         <w:spacing w:after="0" w:line="276" w:lineRule="auto"/>
         <w:jc w:val="both"/>
-        <w:rPr>
-          <w:ins w:id="6" w:author="Juan Johari (ATS)" w:date="2026-08-19T00:00:00Z"/>
-        </w:rPr>
       </w:pPr>
     </w:p>
     <w:p>

--- a/apps/api/src/modules/applications/templates/arf-facility-agreement.docx
+++ b/apps/api/src/modules/applications/templates/arf-facility-agreement.docx
@@ -256,7 +256,7 @@
           <w:rPr>
             <w:rStyle w:val="Hyperlink"/>
           </w:rPr>
-          <w:t>hellosuyula@shorakagroup.com</w:t>
+          <w:t>admin@cashsouk.com</w:t>
         </w:r>
       </w:hyperlink>
       <w:r>
@@ -16313,14 +16313,6 @@
     </w:p>
     <w:p>
       <w:pPr>
-        <w:pStyle w:val="ListParagraph"/>
-        <w:rPr>
-          <w:del w:id="0" w:author="Juan Johari (ATS)" w:date="2026-08-19T00:00:00Z"/>
-        </w:rPr>
-      </w:pPr>
-    </w:p>
-    <w:p>
-      <w:pPr>
         <w:spacing w:after="0" w:line="276" w:lineRule="auto"/>
         <w:jc w:val="both"/>
       </w:pPr>
@@ -16422,15 +16414,10 @@
       <w:pPr>
         <w:spacing w:after="0" w:line="276" w:lineRule="auto"/>
         <w:jc w:val="both"/>
-        <w:rPr>
-          <w:ins w:id="1" w:author="Juan Johari (ATS)" w:date="2026-08-19T00:00:00Z"/>
-        </w:rPr>
-      </w:pPr>
-      <w:ins w:id="2" w:author="Juan Johari (ATS)" w:date="2026-08-19T00:00:00Z">
-        <w:r>
-          <w:t xml:space="preserve"> </w:t>
-        </w:r>
-      </w:ins>
+      </w:pPr>
+      <w:r>
+        <w:t xml:space="preserve"> </w:t>
+      </w:r>
     </w:p>
     <w:p>
       <w:pPr>
@@ -16815,7 +16802,6 @@
         <w:spacing w:after="0" w:line="276" w:lineRule="auto"/>
         <w:jc w:val="both"/>
         <w:rPr>
-          <w:ins w:id="3" w:author="Juan Johari (ATS)" w:date="2026-08-19T00:00:00Z"/>
           <w:i/>
         </w:rPr>
       </w:pPr>
@@ -17367,9 +17353,6 @@
       <w:pPr>
         <w:spacing w:after="0" w:line="276" w:lineRule="auto"/>
         <w:jc w:val="both"/>
-        <w:rPr>
-          <w:ins w:id="4" w:author="Juan Johari (ATS)" w:date="2026-08-19T00:00:00Z"/>
-        </w:rPr>
       </w:pPr>
     </w:p>
     <w:p>
@@ -18400,9 +18383,6 @@
       <w:pPr>
         <w:spacing w:after="0" w:line="276" w:lineRule="auto"/>
         <w:jc w:val="both"/>
-        <w:rPr>
-          <w:ins w:id="5" w:author="Juan Johari (ATS)" w:date="2026-08-19T00:00:00Z"/>
-        </w:rPr>
       </w:pPr>
     </w:p>
     <w:p>
@@ -19442,9 +19422,6 @@
       <w:pPr>
         <w:spacing w:after="0" w:line="276" w:lineRule="auto"/>
         <w:jc w:val="both"/>
-        <w:rPr>
-          <w:ins w:id="6" w:author="Juan Johari (ATS)" w:date="2026-08-19T00:00:00Z"/>
-        </w:rPr>
       </w:pPr>
     </w:p>
     <w:p>
